--- a/보관본/러시아 인권변호사/Word/2부/2부_12화_전국적_인물로.docx
+++ b/보관본/러시아 인권변호사/Word/2부/2부_12화_전국적_인물로.docx
@@ -2474,7 +2474,7 @@
           <w:i w:val="0"/>
           <w:sz w:val="22"/>
         </w:rPr>
-        <w:t xml:space="preserve"> Я ещё только на третьем курсе.</w:t>
+        <w:t xml:space="preserve"> Я ещё только на четвёртом курсе.</w:t>
       </w:r>
     </w:p>
     <w:p>

--- a/보관본/러시아 인권변호사/Word/2부/2부_12화_전국적_인물로.docx
+++ b/보관본/러시아 인권변호사/Word/2부/2부_12화_전국적_인물로.docx
@@ -36,7 +36,7 @@
           <w:i w:val="0"/>
           <w:sz w:val="22"/>
         </w:rPr>
-        <w:t>알렉세이 “료샤” 오를로프(«스베트» 대표) / 다리야 볼코바(기자) / 카탸 리시나(«스베트» 실무 책임자로 성장) / 레오니드 파노프(제1채널 생방송 진행자, 신규) / 아나톨리 빅토로비치 그레벤시코프(야권 원로 정치인, 신규) / 보리스 아키모프(인권변호사 연합 대표, 전화) / 올가 네스테로바(언급만 — 옥중 편지) / 파벨 그리신(언급만 — 부재중 전화)</w:t>
+        <w:t>알렉세이 “료샤” 오를로프(«스베트» 대표) / 다리야 볼코바(기자) / 카탸 리시나(«스베트» 실무 책임자로 성장) / 레오니드 파노프(제1채널 생방송 진행자, 신규) / 아나톨리 빅토로비치 그레벤시코프(야권 원로 정치인, 신규) / 보리스 아키모프(인권변호사 연합 대표, 전화) / 올가 네스테로바(언급만 — 옥중 편지) / 파벨 그리신(언급만 — 부재중 전화) / 안나 미하일로브나·니콜라이 표도로비치 오를로프(료샤의 부모, 전화) / 지하철역 앞 24시간 가게 판매원(단역, 신규)</w:t>
       </w:r>
     </w:p>
     <w:p>
@@ -1453,169 +1453,13 @@
           <w:color w:val="1F3864"/>
           <w:sz w:val="26"/>
         </w:rPr>
-        <w:t>장면 4 — 그레벤시코프와의 만남</w:t>
+        <w:t>장면 4 — 같은 날 밤, 귀갓길: 지하철역 앞 가게와 어머니의 전화</w:t>
       </w:r>
     </w:p>
     <w:p>
       <w:pPr>
         <w:spacing w:before="0" w:after="110" w:line="300" w:lineRule="auto"/>
       </w:pPr>
-      <w:r>
-        <w:rPr>
-          <w:rFonts w:ascii="Times New Roman" w:hAnsi="Times New Roman" w:eastAsia="Malgun Gothic"/>
-          <w:b/>
-          <w:i w:val="0"/>
-          <w:sz w:val="22"/>
-        </w:rPr>
-        <w:t xml:space="preserve">Гребенщиков: </w:t>
-      </w:r>
-      <w:r>
-        <w:rPr>
-          <w:rFonts w:ascii="Times New Roman" w:hAnsi="Times New Roman" w:eastAsia="Malgun Gothic"/>
-          <w:b w:val="0"/>
-          <w:i w:val="0"/>
-          <w:sz w:val="22"/>
-        </w:rPr>
-        <w:t>Алексей Николаевич, позвольте представиться: Анатолий Викторович Гребенщиков. Много лет в оппозиционной политике — возможно, слышали.</w:t>
-      </w:r>
-    </w:p>
-    <w:p>
-      <w:pPr>
-        <w:spacing w:before="0" w:after="110" w:line="300" w:lineRule="auto"/>
-      </w:pPr>
-      <w:r>
-        <w:rPr>
-          <w:rFonts w:ascii="Times New Roman" w:hAnsi="Times New Roman" w:eastAsia="Malgun Gothic"/>
-          <w:b/>
-          <w:i w:val="0"/>
-          <w:sz w:val="22"/>
-        </w:rPr>
-        <w:t xml:space="preserve">Лёша: </w:t>
-      </w:r>
-      <w:r>
-        <w:rPr>
-          <w:rFonts w:ascii="Times New Roman" w:hAnsi="Times New Roman" w:eastAsia="Malgun Gothic"/>
-          <w:b w:val="0"/>
-          <w:i w:val="0"/>
-          <w:sz w:val="22"/>
-        </w:rPr>
-        <w:t>Слышал, конечно. Чем обязан?</w:t>
-      </w:r>
-    </w:p>
-    <w:p>
-      <w:pPr>
-        <w:spacing w:before="0" w:after="110" w:line="300" w:lineRule="auto"/>
-      </w:pPr>
-      <w:r>
-        <w:rPr>
-          <w:rFonts w:ascii="Times New Roman" w:hAnsi="Times New Roman" w:eastAsia="Malgun Gothic"/>
-          <w:b/>
-          <w:i w:val="0"/>
-          <w:sz w:val="22"/>
-        </w:rPr>
-        <w:t xml:space="preserve">Гребенщиков: </w:t>
-      </w:r>
-      <w:r>
-        <w:rPr>
-          <w:rFonts w:ascii="Times New Roman" w:hAnsi="Times New Roman" w:eastAsia="Malgun Gothic"/>
-          <w:b w:val="0"/>
-          <w:i w:val="0"/>
-          <w:sz w:val="22"/>
-        </w:rPr>
-        <w:t>Скажу прямо: наблюдаю за вами давно. С самого митинга на площади Революции. То, что вы построили меньше чем за год — организацию, репутацию, доверие полумиллиона людей, подписавших петицию, — редкий капитал в нашей стране.</w:t>
-      </w:r>
-    </w:p>
-    <w:p>
-      <w:pPr>
-        <w:spacing w:before="0" w:after="110" w:line="300" w:lineRule="auto"/>
-      </w:pPr>
-      <w:r>
-        <w:rPr>
-          <w:rFonts w:ascii="Times New Roman" w:hAnsi="Times New Roman" w:eastAsia="Malgun Gothic"/>
-          <w:b/>
-          <w:i w:val="0"/>
-          <w:sz w:val="22"/>
-        </w:rPr>
-        <w:t xml:space="preserve">Лёша: </w:t>
-      </w:r>
-      <w:r>
-        <w:rPr>
-          <w:rFonts w:ascii="Times New Roman" w:hAnsi="Times New Roman" w:eastAsia="Malgun Gothic"/>
-          <w:b w:val="0"/>
-          <w:i w:val="0"/>
-          <w:sz w:val="22"/>
-        </w:rPr>
-        <w:t>«Капитал» — неприятное слово для доверия.</w:t>
-      </w:r>
-    </w:p>
-    <w:p>
-      <w:pPr>
-        <w:spacing w:before="0" w:after="110" w:line="300" w:lineRule="auto"/>
-      </w:pPr>
-      <w:r>
-        <w:rPr>
-          <w:rFonts w:ascii="Times New Roman" w:hAnsi="Times New Roman" w:eastAsia="Malgun Gothic"/>
-          <w:b/>
-          <w:i w:val="0"/>
-          <w:sz w:val="22"/>
-        </w:rPr>
-        <w:t xml:space="preserve">Гребенщиков: </w:t>
-      </w:r>
-      <w:r>
-        <w:rPr>
-          <w:rFonts w:ascii="Times New Roman" w:hAnsi="Times New Roman" w:eastAsia="Malgun Gothic"/>
-          <w:b w:val="0"/>
-          <w:i w:val="0"/>
-          <w:sz w:val="22"/>
-        </w:rPr>
-        <w:t>Неприятное. Зато точное. Его можно растратить, можно приумножить, а можно отдать в чужие руки. Третье случается чаще всего.</w:t>
-      </w:r>
-    </w:p>
-    <w:p>
-      <w:pPr>
-        <w:spacing w:before="0" w:after="110" w:line="300" w:lineRule="auto"/>
-      </w:pPr>
-      <w:r>
-        <w:rPr>
-          <w:rFonts w:ascii="Times New Roman" w:hAnsi="Times New Roman" w:eastAsia="Malgun Gothic"/>
-          <w:b/>
-          <w:i w:val="0"/>
-          <w:sz w:val="22"/>
-        </w:rPr>
-        <w:t xml:space="preserve">Лёша: </w:t>
-      </w:r>
-      <w:r>
-        <w:rPr>
-          <w:rFonts w:ascii="Times New Roman" w:hAnsi="Times New Roman" w:eastAsia="Malgun Gothic"/>
-          <w:b w:val="0"/>
-          <w:i w:val="0"/>
-          <w:sz w:val="22"/>
-        </w:rPr>
-        <w:t>«Свет» — правозащитная организация, Анатолий Викторович. Не партия.</w:t>
-      </w:r>
-    </w:p>
-    <w:p>
-      <w:pPr>
-        <w:spacing w:before="0" w:after="110" w:line="300" w:lineRule="auto"/>
-      </w:pPr>
-      <w:r>
-        <w:rPr>
-          <w:rFonts w:ascii="Times New Roman" w:hAnsi="Times New Roman" w:eastAsia="Malgun Gothic"/>
-          <w:b/>
-          <w:i w:val="0"/>
-          <w:sz w:val="22"/>
-        </w:rPr>
-        <w:t xml:space="preserve">Гребенщиков: </w:t>
-      </w:r>
-      <w:r>
-        <w:rPr>
-          <w:rFonts w:ascii="Times New Roman" w:hAnsi="Times New Roman" w:eastAsia="Malgun Gothic"/>
-          <w:b w:val="0"/>
-          <w:i w:val="0"/>
-          <w:sz w:val="22"/>
-        </w:rPr>
-        <w:t xml:space="preserve">Знаю. Потому и пришёл к вам лично, а не прислал помощника. Партиям я пишу письма. К людям — прихожу. </w:t>
-      </w:r>
       <w:r>
         <w:rPr>
           <w:rFonts w:ascii="Times New Roman" w:hAnsi="Times New Roman" w:eastAsia="Malgun Gothic"/>
@@ -1624,16 +1468,7 @@
           <w:color w:val="555555"/>
           <w:sz w:val="22"/>
         </w:rPr>
-        <w:t>(пауза)</w:t>
-      </w:r>
-      <w:r>
-        <w:rPr>
-          <w:rFonts w:ascii="Times New Roman" w:hAnsi="Times New Roman" w:eastAsia="Malgun Gothic"/>
-          <w:b w:val="0"/>
-          <w:i w:val="0"/>
-          <w:sz w:val="22"/>
-        </w:rPr>
-        <w:t xml:space="preserve"> Но правозащита без политического представительства — это вечная оборона, Алексей Николаевич. Вы можете всю жизнь защищать людей поодиночке. А можете попытаться изменить правила игры, чтобы таких дел стало меньше.</w:t>
+        <w:t>(Поздний вечер. Круглосуточный магазинчик у выхода из метро. Лёша с папкой под мышкой ставит на прилавок пачку пельменей, батон и кефир.)</w:t>
       </w:r>
     </w:p>
     <w:p>
@@ -1647,7 +1482,7 @@
           <w:i w:val="0"/>
           <w:sz w:val="22"/>
         </w:rPr>
-        <w:t xml:space="preserve">Лёша: </w:t>
+        <w:t xml:space="preserve">Продавщица: </w:t>
       </w:r>
       <w:r>
         <w:rPr>
@@ -1656,7 +1491,7 @@
           <w:i w:val="0"/>
           <w:sz w:val="22"/>
         </w:rPr>
-        <w:t>Вы предлагаете мне идти в политику?</w:t>
+        <w:t>Следующий! Это всё?</w:t>
       </w:r>
     </w:p>
     <w:p>
@@ -1670,7 +1505,7 @@
           <w:i w:val="0"/>
           <w:sz w:val="22"/>
         </w:rPr>
-        <w:t xml:space="preserve">Гребенщиков: </w:t>
+        <w:t xml:space="preserve">Лёша: </w:t>
       </w:r>
       <w:r>
         <w:rPr>
@@ -1679,7 +1514,7 @@
           <w:i w:val="0"/>
           <w:sz w:val="22"/>
         </w:rPr>
-        <w:t>Я предлагаю подумать об этом. Не сегодня и не завтра. Но однажды. Когда почувствуете, что готовы.</w:t>
+        <w:t>Всё. Пельмени, батон, кефир.</w:t>
       </w:r>
     </w:p>
     <w:p>
@@ -1693,76 +1528,7 @@
           <w:i w:val="0"/>
           <w:sz w:val="22"/>
         </w:rPr>
-        <w:t xml:space="preserve">Лёша: </w:t>
-      </w:r>
-      <w:r>
-        <w:rPr>
-          <w:rFonts w:ascii="Times New Roman" w:hAnsi="Times New Roman" w:eastAsia="Malgun Gothic"/>
-          <w:b w:val="0"/>
-          <w:i w:val="0"/>
-          <w:sz w:val="22"/>
-        </w:rPr>
-        <w:t>Вы понимаете, что это значит для «Света»? Нас и так проверяют каждый месяц. Если я стану политиком, нас объявят партийной ячейкой уже на следующий день.</w:t>
-      </w:r>
-    </w:p>
-    <w:p>
-      <w:pPr>
-        <w:spacing w:before="0" w:after="110" w:line="300" w:lineRule="auto"/>
-      </w:pPr>
-      <w:r>
-        <w:rPr>
-          <w:rFonts w:ascii="Times New Roman" w:hAnsi="Times New Roman" w:eastAsia="Malgun Gothic"/>
-          <w:b/>
-          <w:i w:val="0"/>
-          <w:sz w:val="22"/>
-        </w:rPr>
-        <w:t xml:space="preserve">Гребенщиков: </w:t>
-      </w:r>
-      <w:r>
-        <w:rPr>
-          <w:rFonts w:ascii="Times New Roman" w:hAnsi="Times New Roman" w:eastAsia="Malgun Gothic"/>
-          <w:b w:val="0"/>
-          <w:i w:val="0"/>
-          <w:sz w:val="22"/>
-        </w:rPr>
-        <w:t>Понимаю. Поэтому и говорю: не сегодня. Сначала подумайте, как защитить «Свет» от себя самого.</w:t>
-      </w:r>
-    </w:p>
-    <w:p>
-      <w:pPr>
-        <w:spacing w:before="0" w:after="110" w:line="300" w:lineRule="auto"/>
-      </w:pPr>
-      <w:r>
-        <w:rPr>
-          <w:rFonts w:ascii="Times New Roman" w:hAnsi="Times New Roman" w:eastAsia="Malgun Gothic"/>
-          <w:b/>
-          <w:i w:val="0"/>
-          <w:sz w:val="22"/>
-        </w:rPr>
-        <w:t xml:space="preserve">Лёша: </w:t>
-      </w:r>
-      <w:r>
-        <w:rPr>
-          <w:rFonts w:ascii="Times New Roman" w:hAnsi="Times New Roman" w:eastAsia="Malgun Gothic"/>
-          <w:b w:val="0"/>
-          <w:i w:val="0"/>
-          <w:sz w:val="22"/>
-        </w:rPr>
-        <w:t>Борис Дмитриевич Акимов в первый же день взял с меня слово не лезть в политику раньше времени.</w:t>
-      </w:r>
-    </w:p>
-    <w:p>
-      <w:pPr>
-        <w:spacing w:before="0" w:after="110" w:line="300" w:lineRule="auto"/>
-      </w:pPr>
-      <w:r>
-        <w:rPr>
-          <w:rFonts w:ascii="Times New Roman" w:hAnsi="Times New Roman" w:eastAsia="Malgun Gothic"/>
-          <w:b/>
-          <w:i w:val="0"/>
-          <w:sz w:val="22"/>
-        </w:rPr>
-        <w:t xml:space="preserve">Гребенщиков: </w:t>
+        <w:t xml:space="preserve">Продавщица: </w:t>
       </w:r>
       <w:r>
         <w:rPr>
@@ -1772,7 +1538,7 @@
           <w:color w:val="555555"/>
           <w:sz w:val="22"/>
         </w:rPr>
-        <w:t>(улыбается)</w:t>
+        <w:t>(пробивает)</w:t>
       </w:r>
       <w:r>
         <w:rPr>
@@ -1781,7 +1547,7 @@
           <w:i w:val="0"/>
           <w:sz w:val="22"/>
         </w:rPr>
-        <w:t xml:space="preserve"> Боря мудрый человек. И он прав: раньше времени нельзя. Вопрос только в том, кто определяет время — вы, Крылов или те полмиллиона.</w:t>
+        <w:t xml:space="preserve"> Вам пакет нужен?</w:t>
       </w:r>
     </w:p>
     <w:p>
@@ -1804,7 +1570,7 @@
           <w:i w:val="0"/>
           <w:sz w:val="22"/>
         </w:rPr>
-        <w:t>А если я соглашусь — «Свет» не должен стать ничьей партийной ячейкой. Ни вашей, ни моей.</w:t>
+        <w:t>Давайте. А то у меня руки заняты.</w:t>
       </w:r>
     </w:p>
     <w:p>
@@ -1818,7 +1584,7 @@
           <w:i w:val="0"/>
           <w:sz w:val="22"/>
         </w:rPr>
-        <w:t xml:space="preserve">Гребенщиков: </w:t>
+        <w:t xml:space="preserve">Продавщица: </w:t>
       </w:r>
       <w:r>
         <w:rPr>
@@ -1827,53 +1593,7 @@
           <w:i w:val="0"/>
           <w:sz w:val="22"/>
         </w:rPr>
-        <w:t>Вот с этого условия мы и начнём разговор. Когда будете готовы.</w:t>
-      </w:r>
-    </w:p>
-    <w:p>
-      <w:pPr>
-        <w:spacing w:before="0" w:after="110" w:line="300" w:lineRule="auto"/>
-      </w:pPr>
-      <w:r>
-        <w:rPr>
-          <w:rFonts w:ascii="Times New Roman" w:hAnsi="Times New Roman" w:eastAsia="Malgun Gothic"/>
-          <w:b/>
-          <w:i w:val="0"/>
-          <w:sz w:val="22"/>
-        </w:rPr>
-        <w:t xml:space="preserve">Лёша: </w:t>
-      </w:r>
-      <w:r>
-        <w:rPr>
-          <w:rFonts w:ascii="Times New Roman" w:hAnsi="Times New Roman" w:eastAsia="Malgun Gothic"/>
-          <w:b w:val="0"/>
-          <w:i w:val="0"/>
-          <w:sz w:val="22"/>
-        </w:rPr>
-        <w:t>Почему я, Анатолий Викторович? В стране хватает людей опытнее.</w:t>
-      </w:r>
-    </w:p>
-    <w:p>
-      <w:pPr>
-        <w:spacing w:before="0" w:after="110" w:line="300" w:lineRule="auto"/>
-      </w:pPr>
-      <w:r>
-        <w:rPr>
-          <w:rFonts w:ascii="Times New Roman" w:hAnsi="Times New Roman" w:eastAsia="Malgun Gothic"/>
-          <w:b/>
-          <w:i w:val="0"/>
-          <w:sz w:val="22"/>
-        </w:rPr>
-        <w:t xml:space="preserve">Гребенщиков: </w:t>
-      </w:r>
-      <w:r>
-        <w:rPr>
-          <w:rFonts w:ascii="Times New Roman" w:hAnsi="Times New Roman" w:eastAsia="Malgun Gothic"/>
-          <w:b w:val="0"/>
-          <w:i w:val="0"/>
-          <w:sz w:val="22"/>
-        </w:rPr>
-        <w:t xml:space="preserve">Опытнее — хватает. Тех, кому верят в Перми, в Тайболе и в Новокруцке одновременно, — почти нет. Опыт можно нажить, молодой человек. Доверие — только заслужить. </w:t>
+        <w:t xml:space="preserve">Пакет пять рублей. </w:t>
       </w:r>
       <w:r>
         <w:rPr>
@@ -1883,7 +1603,7 @@
           <w:color w:val="555555"/>
           <w:sz w:val="22"/>
         </w:rPr>
-        <w:t>(надевает шляпу)</w:t>
+        <w:t>(присматривается)</w:t>
       </w:r>
       <w:r>
         <w:rPr>
@@ -1892,69 +1612,7 @@
           <w:i w:val="0"/>
           <w:sz w:val="22"/>
         </w:rPr>
-        <w:t xml:space="preserve"> Я оставлю визитку. Не звоните, пока не будете уверены.</w:t>
-      </w:r>
-    </w:p>
-    <w:p>
-      <w:pPr>
-        <w:spacing w:before="0" w:after="110" w:line="300" w:lineRule="auto"/>
-      </w:pPr>
-      <w:r>
-        <w:rPr>
-          <w:rFonts w:ascii="Times New Roman" w:hAnsi="Times New Roman" w:eastAsia="Malgun Gothic"/>
-          <w:b/>
-          <w:i w:val="0"/>
-          <w:sz w:val="22"/>
-        </w:rPr>
-        <w:t xml:space="preserve">Лёша: </w:t>
-      </w:r>
-      <w:r>
-        <w:rPr>
-          <w:rFonts w:ascii="Times New Roman" w:hAnsi="Times New Roman" w:eastAsia="Malgun Gothic"/>
-          <w:b w:val="0"/>
-          <w:i w:val="0"/>
-          <w:sz w:val="22"/>
-        </w:rPr>
-        <w:t>А если никогда не буду уверен?</w:t>
-      </w:r>
-    </w:p>
-    <w:p>
-      <w:pPr>
-        <w:spacing w:before="0" w:after="110" w:line="300" w:lineRule="auto"/>
-      </w:pPr>
-      <w:r>
-        <w:rPr>
-          <w:rFonts w:ascii="Times New Roman" w:hAnsi="Times New Roman" w:eastAsia="Malgun Gothic"/>
-          <w:b/>
-          <w:i w:val="0"/>
-          <w:sz w:val="22"/>
-        </w:rPr>
-        <w:t xml:space="preserve">Гребенщиков: </w:t>
-      </w:r>
-      <w:r>
-        <w:rPr>
-          <w:rFonts w:ascii="Times New Roman" w:hAnsi="Times New Roman" w:eastAsia="Malgun Gothic"/>
-          <w:b w:val="0"/>
-          <w:i w:val="0"/>
-          <w:sz w:val="22"/>
-        </w:rPr>
-        <w:t>Тогда позвоните, когда будете хотя бы честны с собой. Это тоже годится.</w:t>
-      </w:r>
-    </w:p>
-    <w:p>
-      <w:pPr>
-        <w:keepNext/>
-        <w:spacing w:before="320" w:after="140"/>
-      </w:pPr>
-      <w:r>
-        <w:rPr>
-          <w:rFonts w:ascii="Times New Roman" w:hAnsi="Times New Roman" w:eastAsia="Malgun Gothic"/>
-          <w:b/>
-          <w:i w:val="0"/>
-          <w:color w:val="1F3864"/>
-          <w:sz w:val="26"/>
-        </w:rPr>
-        <w:t>장면 5 — 올가로부터의 편지</w:t>
+        <w:t xml:space="preserve"> Погодите-ка… Вы, случайно, не тот, которого сегодня по телевизору показывали?</w:t>
       </w:r>
     </w:p>
     <w:p>
@@ -1978,7 +1636,7 @@
           <w:color w:val="555555"/>
           <w:sz w:val="22"/>
         </w:rPr>
-        <w:t>(читает вслух письмо из колонии)</w:t>
+        <w:t>(смущённо)</w:t>
       </w:r>
       <w:r>
         <w:rPr>
@@ -1987,7 +1645,7 @@
           <w:i w:val="0"/>
           <w:sz w:val="22"/>
         </w:rPr>
-        <w:t xml:space="preserve"> «Алексей, слышала от адвоката о полумиллионе подписей. Не думала, что доживу до такого. Спасибо вам и всем, кто не молчит.</w:t>
+        <w:t xml:space="preserve"> Смотря кого показывали.</w:t>
       </w:r>
     </w:p>
     <w:p>
@@ -2001,7 +1659,62 @@
           <w:i w:val="0"/>
           <w:sz w:val="22"/>
         </w:rPr>
+        <w:t xml:space="preserve">Продавщица: </w:t>
+      </w:r>
+      <w:r>
+        <w:rPr>
+          <w:rFonts w:ascii="Times New Roman" w:hAnsi="Times New Roman" w:eastAsia="Malgun Gothic"/>
+          <w:b w:val="0"/>
+          <w:i w:val="0"/>
+          <w:sz w:val="22"/>
+        </w:rPr>
+        <w:t>Ну как же! У меня тут телевизор, я краем глаза смотрю, между покупателями. Вы ещё про женщину говорили, которую посадили. Пожилую.</w:t>
+      </w:r>
+    </w:p>
+    <w:p>
+      <w:pPr>
+        <w:spacing w:before="0" w:after="110" w:line="300" w:lineRule="auto"/>
+      </w:pPr>
+      <w:r>
+        <w:rPr>
+          <w:rFonts w:ascii="Times New Roman" w:hAnsi="Times New Roman" w:eastAsia="Malgun Gothic"/>
+          <w:b/>
+          <w:i w:val="0"/>
+          <w:sz w:val="22"/>
+        </w:rPr>
         <w:t xml:space="preserve">Лёша: </w:t>
+      </w:r>
+      <w:r>
+        <w:rPr>
+          <w:rFonts w:ascii="Times New Roman" w:hAnsi="Times New Roman" w:eastAsia="Malgun Gothic"/>
+          <w:b w:val="0"/>
+          <w:i w:val="0"/>
+          <w:sz w:val="22"/>
+        </w:rPr>
+        <w:t>Про Ольгу Викторовну. Да, это был я.</w:t>
+      </w:r>
+    </w:p>
+    <w:p>
+      <w:pPr>
+        <w:spacing w:before="0" w:after="110" w:line="300" w:lineRule="auto"/>
+      </w:pPr>
+      <w:r>
+        <w:rPr>
+          <w:rFonts w:ascii="Times New Roman" w:hAnsi="Times New Roman" w:eastAsia="Malgun Gothic"/>
+          <w:b/>
+          <w:i w:val="0"/>
+          <w:sz w:val="22"/>
+        </w:rPr>
+        <w:t xml:space="preserve">Продавщица: </w:t>
+      </w:r>
+      <w:r>
+        <w:rPr>
+          <w:rFonts w:ascii="Times New Roman" w:hAnsi="Times New Roman" w:eastAsia="Malgun Gothic"/>
+          <w:b w:val="0"/>
+          <w:i w:val="0"/>
+          <w:sz w:val="22"/>
+        </w:rPr>
+        <w:t xml:space="preserve">Надо же. Знаменитость — а берёте пельмени, как все нормальные люди. </w:t>
       </w:r>
       <w:r>
         <w:rPr>
@@ -2011,7 +1724,7 @@
           <w:color w:val="555555"/>
           <w:sz w:val="22"/>
         </w:rPr>
-        <w:t>(читает дальше)</w:t>
+        <w:t>(смеётся)</w:t>
       </w:r>
       <w:r>
         <w:rPr>
@@ -2020,7 +1733,53 @@
           <w:i w:val="0"/>
           <w:sz w:val="22"/>
         </w:rPr>
-        <w:t xml:space="preserve"> Здесь у меня много времени думать. И вот что я поняла: правозащита защищает людей от последствий плохих законов. Но кто-то должен менять сами законы. Я для этого слишком стара и слишком устала. А вы — нет.</w:t>
+        <w:t xml:space="preserve"> Да шучу я. Эти хорошие, я сама такие беру. Только не переварите, а то слипнутся.</w:t>
+      </w:r>
+    </w:p>
+    <w:p>
+      <w:pPr>
+        <w:spacing w:before="0" w:after="110" w:line="300" w:lineRule="auto"/>
+      </w:pPr>
+      <w:r>
+        <w:rPr>
+          <w:rFonts w:ascii="Times New Roman" w:hAnsi="Times New Roman" w:eastAsia="Malgun Gothic"/>
+          <w:b/>
+          <w:i w:val="0"/>
+          <w:sz w:val="22"/>
+        </w:rPr>
+        <w:t xml:space="preserve">Лёша: </w:t>
+      </w:r>
+      <w:r>
+        <w:rPr>
+          <w:rFonts w:ascii="Times New Roman" w:hAnsi="Times New Roman" w:eastAsia="Malgun Gothic"/>
+          <w:b w:val="0"/>
+          <w:i w:val="0"/>
+          <w:sz w:val="22"/>
+        </w:rPr>
+        <w:t>Постараюсь. Сколько с меня?</w:t>
+      </w:r>
+    </w:p>
+    <w:p>
+      <w:pPr>
+        <w:spacing w:before="0" w:after="110" w:line="300" w:lineRule="auto"/>
+      </w:pPr>
+      <w:r>
+        <w:rPr>
+          <w:rFonts w:ascii="Times New Roman" w:hAnsi="Times New Roman" w:eastAsia="Malgun Gothic"/>
+          <w:b/>
+          <w:i w:val="0"/>
+          <w:sz w:val="22"/>
+        </w:rPr>
+        <w:t xml:space="preserve">Продавщица: </w:t>
+      </w:r>
+      <w:r>
+        <w:rPr>
+          <w:rFonts w:ascii="Times New Roman" w:hAnsi="Times New Roman" w:eastAsia="Malgun Gothic"/>
+          <w:b w:val="0"/>
+          <w:i w:val="0"/>
+          <w:sz w:val="22"/>
+        </w:rPr>
+        <w:t>Триста сорок два. Прикладывайте к терминалу.</w:t>
       </w:r>
     </w:p>
     <w:p>
@@ -2044,7 +1803,7 @@
           <w:color w:val="555555"/>
           <w:sz w:val="22"/>
         </w:rPr>
-        <w:t>(читает дальше)</w:t>
+        <w:t>(прикладывает телефон)</w:t>
       </w:r>
       <w:r>
         <w:rPr>
@@ -2053,7 +1812,7 @@
           <w:i w:val="0"/>
           <w:sz w:val="22"/>
         </w:rPr>
-        <w:t xml:space="preserve"> Помните у Чехова, в «Крыжовнике»: надо, чтобы за дверью каждого довольного, счастливого человека стоял кто-нибудь с молоточком и постоянно напоминал бы стуком, что есть несчастные. Двадцать лет я была этим молоточком. Теперь стучите вы — только, может быть, уже не в дверь, а в стены того здания, где пишут законы.</w:t>
+        <w:t xml:space="preserve"> Прошло?</w:t>
       </w:r>
     </w:p>
     <w:p>
@@ -2067,7 +1826,53 @@
           <w:i w:val="0"/>
           <w:sz w:val="22"/>
         </w:rPr>
+        <w:t xml:space="preserve">Продавщица: </w:t>
+      </w:r>
+      <w:r>
+        <w:rPr>
+          <w:rFonts w:ascii="Times New Roman" w:hAnsi="Times New Roman" w:eastAsia="Malgun Gothic"/>
+          <w:b w:val="0"/>
+          <w:i w:val="0"/>
+          <w:sz w:val="22"/>
+        </w:rPr>
+        <w:t>Прошло. Чек нужен?</w:t>
+      </w:r>
+    </w:p>
+    <w:p>
+      <w:pPr>
+        <w:spacing w:before="0" w:after="110" w:line="300" w:lineRule="auto"/>
+      </w:pPr>
+      <w:r>
+        <w:rPr>
+          <w:rFonts w:ascii="Times New Roman" w:hAnsi="Times New Roman" w:eastAsia="Malgun Gothic"/>
+          <w:b/>
+          <w:i w:val="0"/>
+          <w:sz w:val="22"/>
+        </w:rPr>
         <w:t xml:space="preserve">Лёша: </w:t>
+      </w:r>
+      <w:r>
+        <w:rPr>
+          <w:rFonts w:ascii="Times New Roman" w:hAnsi="Times New Roman" w:eastAsia="Malgun Gothic"/>
+          <w:b w:val="0"/>
+          <w:i w:val="0"/>
+          <w:sz w:val="22"/>
+        </w:rPr>
+        <w:t>Не нужен, спасибо.</w:t>
+      </w:r>
+    </w:p>
+    <w:p>
+      <w:pPr>
+        <w:spacing w:before="0" w:after="110" w:line="300" w:lineRule="auto"/>
+      </w:pPr>
+      <w:r>
+        <w:rPr>
+          <w:rFonts w:ascii="Times New Roman" w:hAnsi="Times New Roman" w:eastAsia="Malgun Gothic"/>
+          <w:b/>
+          <w:i w:val="0"/>
+          <w:sz w:val="22"/>
+        </w:rPr>
+        <w:t xml:space="preserve">Продавщица: </w:t>
       </w:r>
       <w:r>
         <w:rPr>
@@ -2077,7 +1882,7 @@
           <w:color w:val="555555"/>
           <w:sz w:val="22"/>
         </w:rPr>
-        <w:t>(читает дальше)</w:t>
+        <w:t>(понизив голос)</w:t>
       </w:r>
       <w:r>
         <w:rPr>
@@ -2086,7 +1891,7 @@
           <w:i w:val="0"/>
           <w:sz w:val="22"/>
         </w:rPr>
-        <w:t xml:space="preserve"> Не говорю, чтобы вы шли в политику. Говорю только: не закрывайте эту дверь, если однажды она откроется сама. Обнимаю. Ольга».</w:t>
+        <w:t xml:space="preserve"> Вы это… держитесь там. Мой сын тоже сказал: правильно человек говорит. Правда, сказал шёпотом. На кухне.</w:t>
       </w:r>
     </w:p>
     <w:p>
@@ -2100,8 +1905,45 @@
           <w:i w:val="0"/>
           <w:sz w:val="22"/>
         </w:rPr>
-        <w:t xml:space="preserve">Катя: </w:t>
-      </w:r>
+        <w:t xml:space="preserve">Лёша: </w:t>
+      </w:r>
+      <w:r>
+        <w:rPr>
+          <w:rFonts w:ascii="Times New Roman" w:hAnsi="Times New Roman" w:eastAsia="Malgun Gothic"/>
+          <w:b w:val="0"/>
+          <w:i w:val="0"/>
+          <w:sz w:val="22"/>
+        </w:rPr>
+        <w:t>На кухне — это уже начало. Спасибо вам. Доброй ночи.</w:t>
+      </w:r>
+    </w:p>
+    <w:p>
+      <w:pPr>
+        <w:spacing w:before="0" w:after="110" w:line="300" w:lineRule="auto"/>
+      </w:pPr>
+      <w:r>
+        <w:rPr>
+          <w:rFonts w:ascii="Times New Roman" w:hAnsi="Times New Roman" w:eastAsia="Malgun Gothic"/>
+          <w:b/>
+          <w:i w:val="0"/>
+          <w:sz w:val="22"/>
+        </w:rPr>
+        <w:t xml:space="preserve">Продавщица: </w:t>
+      </w:r>
+      <w:r>
+        <w:rPr>
+          <w:rFonts w:ascii="Times New Roman" w:hAnsi="Times New Roman" w:eastAsia="Malgun Gothic"/>
+          <w:b w:val="0"/>
+          <w:i w:val="0"/>
+          <w:sz w:val="22"/>
+        </w:rPr>
+        <w:t>И вам. Пакет-то, пакет забыли!</w:t>
+      </w:r>
+    </w:p>
+    <w:p>
+      <w:pPr>
+        <w:spacing w:before="0" w:after="110" w:line="300" w:lineRule="auto"/>
+      </w:pPr>
       <w:r>
         <w:rPr>
           <w:rFonts w:ascii="Times New Roman" w:hAnsi="Times New Roman" w:eastAsia="Malgun Gothic"/>
@@ -2110,16 +1952,7 @@
           <w:color w:val="555555"/>
           <w:sz w:val="22"/>
         </w:rPr>
-        <w:t>(тихо)</w:t>
-      </w:r>
-      <w:r>
-        <w:rPr>
-          <w:rFonts w:ascii="Times New Roman" w:hAnsi="Times New Roman" w:eastAsia="Malgun Gothic"/>
-          <w:b w:val="0"/>
-          <w:i w:val="0"/>
-          <w:sz w:val="22"/>
-        </w:rPr>
-        <w:t xml:space="preserve"> Даже из колонии она вас подталкивает.</w:t>
+        <w:t>(На улице Лёша перекладывает пакет в другую руку и набирает номер.)</w:t>
       </w:r>
     </w:p>
     <w:p>
@@ -2133,7 +1966,7 @@
           <w:i w:val="0"/>
           <w:sz w:val="22"/>
         </w:rPr>
-        <w:t xml:space="preserve">Лёша: </w:t>
+        <w:t xml:space="preserve">Анна: </w:t>
       </w:r>
       <w:r>
         <w:rPr>
@@ -2142,7 +1975,7 @@
           <w:i w:val="0"/>
           <w:sz w:val="22"/>
         </w:rPr>
-        <w:t>Она всегда видела на два шага вперёд.</w:t>
+        <w:t>Лёша! Лёгок на помине! Мы с отцом только о тебе и говорим.</w:t>
       </w:r>
     </w:p>
     <w:p>
@@ -2156,7 +1989,7 @@
           <w:i w:val="0"/>
           <w:sz w:val="22"/>
         </w:rPr>
-        <w:t xml:space="preserve">Катя: </w:t>
+        <w:t xml:space="preserve">Лёша: </w:t>
       </w:r>
       <w:r>
         <w:rPr>
@@ -2165,7 +1998,7 @@
           <w:i w:val="0"/>
           <w:sz w:val="22"/>
         </w:rPr>
-        <w:t>А ей можно ответить? Письма туда доходят?</w:t>
+        <w:t>Привет, мам. Смотрели, значит?</w:t>
       </w:r>
     </w:p>
     <w:p>
@@ -2179,7 +2012,7 @@
           <w:i w:val="0"/>
           <w:sz w:val="22"/>
         </w:rPr>
-        <w:t xml:space="preserve">Лёша: </w:t>
+        <w:t xml:space="preserve">Анна: </w:t>
       </w:r>
       <w:r>
         <w:rPr>
@@ -2188,7 +2021,7 @@
           <w:i w:val="0"/>
           <w:sz w:val="22"/>
         </w:rPr>
-        <w:t>Доходят. Медленно и прочитанными. Поэтому напишем так, чтобы цензор тоже узнал что-нибудь полезное.</w:t>
+        <w:t>Смотрели? Я ещё днём весь подъезд обзвонила, чтобы включили! Хорошо говорил, складно. Только худой — одни скулы. И галстук этот серый. Как тоска. Тебе же синий идёт, я сто раз говорила.</w:t>
       </w:r>
     </w:p>
     <w:p>
@@ -2202,7 +2035,99 @@
           <w:i w:val="0"/>
           <w:sz w:val="22"/>
         </w:rPr>
-        <w:t xml:space="preserve">Катя: </w:t>
+        <w:t xml:space="preserve">Лёша: </w:t>
+      </w:r>
+      <w:r>
+        <w:rPr>
+          <w:rFonts w:ascii="Times New Roman" w:hAnsi="Times New Roman" w:eastAsia="Malgun Gothic"/>
+          <w:b w:val="0"/>
+          <w:i w:val="0"/>
+          <w:sz w:val="22"/>
+        </w:rPr>
+        <w:t>Мам, нормальный галстук. А папа как? Он смотрел?</w:t>
+      </w:r>
+    </w:p>
+    <w:p>
+      <w:pPr>
+        <w:spacing w:before="0" w:after="110" w:line="300" w:lineRule="auto"/>
+      </w:pPr>
+      <w:r>
+        <w:rPr>
+          <w:rFonts w:ascii="Times New Roman" w:hAnsi="Times New Roman" w:eastAsia="Malgun Gothic"/>
+          <w:b/>
+          <w:i w:val="0"/>
+          <w:sz w:val="22"/>
+        </w:rPr>
+        <w:t xml:space="preserve">Анна: </w:t>
+      </w:r>
+      <w:r>
+        <w:rPr>
+          <w:rFonts w:ascii="Times New Roman" w:hAnsi="Times New Roman" w:eastAsia="Malgun Gothic"/>
+          <w:b w:val="0"/>
+          <w:i w:val="0"/>
+          <w:sz w:val="22"/>
+        </w:rPr>
+        <w:t>Ты мне зубы не заговаривай. Ел сегодня что-нибудь?</w:t>
+      </w:r>
+    </w:p>
+    <w:p>
+      <w:pPr>
+        <w:spacing w:before="0" w:after="110" w:line="300" w:lineRule="auto"/>
+      </w:pPr>
+      <w:r>
+        <w:rPr>
+          <w:rFonts w:ascii="Times New Roman" w:hAnsi="Times New Roman" w:eastAsia="Malgun Gothic"/>
+          <w:b/>
+          <w:i w:val="0"/>
+          <w:sz w:val="22"/>
+        </w:rPr>
+        <w:t xml:space="preserve">Лёша: </w:t>
+      </w:r>
+      <w:r>
+        <w:rPr>
+          <w:rFonts w:ascii="Times New Roman" w:hAnsi="Times New Roman" w:eastAsia="Malgun Gothic"/>
+          <w:b w:val="0"/>
+          <w:i w:val="0"/>
+          <w:sz w:val="22"/>
+        </w:rPr>
+        <w:t>Вот, несу пельмени. Сейчас приду и сварю.</w:t>
+      </w:r>
+    </w:p>
+    <w:p>
+      <w:pPr>
+        <w:spacing w:before="0" w:after="110" w:line="300" w:lineRule="auto"/>
+      </w:pPr>
+      <w:r>
+        <w:rPr>
+          <w:rFonts w:ascii="Times New Roman" w:hAnsi="Times New Roman" w:eastAsia="Malgun Gothic"/>
+          <w:b/>
+          <w:i w:val="0"/>
+          <w:sz w:val="22"/>
+        </w:rPr>
+        <w:t xml:space="preserve">Анна: </w:t>
+      </w:r>
+      <w:r>
+        <w:rPr>
+          <w:rFonts w:ascii="Times New Roman" w:hAnsi="Times New Roman" w:eastAsia="Malgun Gothic"/>
+          <w:b w:val="0"/>
+          <w:i w:val="0"/>
+          <w:sz w:val="22"/>
+        </w:rPr>
+        <w:t>В одиннадцатом часу пельмени… Ну хоть так. Подожди, отец трубку просит.</w:t>
+      </w:r>
+    </w:p>
+    <w:p>
+      <w:pPr>
+        <w:spacing w:before="0" w:after="110" w:line="300" w:lineRule="auto"/>
+      </w:pPr>
+      <w:r>
+        <w:rPr>
+          <w:rFonts w:ascii="Times New Roman" w:hAnsi="Times New Roman" w:eastAsia="Malgun Gothic"/>
+          <w:b/>
+          <w:i w:val="0"/>
+          <w:sz w:val="22"/>
+        </w:rPr>
+        <w:t xml:space="preserve">Николай: </w:t>
       </w:r>
       <w:r>
         <w:rPr>
@@ -2212,7 +2137,7 @@
           <w:color w:val="555555"/>
           <w:sz w:val="22"/>
         </w:rPr>
-        <w:t>(достаёт блокнот)</w:t>
+        <w:t>(откашлявшись)</w:t>
       </w:r>
       <w:r>
         <w:rPr>
@@ -2221,23 +2146,30 @@
           <w:i w:val="0"/>
           <w:sz w:val="22"/>
         </w:rPr>
-        <w:t xml:space="preserve"> Тогда начнём с полмиллиона подписей. Пусть цензор знает.</w:t>
+        <w:t xml:space="preserve"> Алексей? Смотрел я. Ведущий этот ничего, вежливый. А про сор из избы ты ему хорошо ответил.</w:t>
       </w:r>
     </w:p>
     <w:p>
       <w:pPr>
-        <w:keepNext/>
-        <w:spacing w:before="320" w:after="140"/>
+        <w:spacing w:before="0" w:after="110" w:line="300" w:lineRule="auto"/>
       </w:pPr>
       <w:r>
         <w:rPr>
           <w:rFonts w:ascii="Times New Roman" w:hAnsi="Times New Roman" w:eastAsia="Malgun Gothic"/>
           <w:b/>
           <w:i w:val="0"/>
-          <w:color w:val="1F3864"/>
-          <w:sz w:val="26"/>
-        </w:rPr>
-        <w:t>장면 6 — 카탸와의 대화, 조직의 미래</w:t>
+          <w:sz w:val="22"/>
+        </w:rPr>
+        <w:t xml:space="preserve">Лёша: </w:t>
+      </w:r>
+      <w:r>
+        <w:rPr>
+          <w:rFonts w:ascii="Times New Roman" w:hAnsi="Times New Roman" w:eastAsia="Malgun Gothic"/>
+          <w:b w:val="0"/>
+          <w:i w:val="0"/>
+          <w:sz w:val="22"/>
+        </w:rPr>
+        <w:t>Правда, пап?</w:t>
       </w:r>
     </w:p>
     <w:p>
@@ -2251,7 +2183,7 @@
           <w:i w:val="0"/>
           <w:sz w:val="22"/>
         </w:rPr>
-        <w:t xml:space="preserve">Катя: </w:t>
+        <w:t xml:space="preserve">Николай: </w:t>
       </w:r>
       <w:r>
         <w:rPr>
@@ -2260,67 +2192,7 @@
           <w:i w:val="0"/>
           <w:sz w:val="22"/>
         </w:rPr>
-        <w:t>Алексей Николаевич, если вы когда-нибудь решите пойти в политику, что будет со «Светом»?</w:t>
-      </w:r>
-    </w:p>
-    <w:p>
-      <w:pPr>
-        <w:spacing w:before="0" w:after="110" w:line="300" w:lineRule="auto"/>
-      </w:pPr>
-      <w:r>
-        <w:rPr>
-          <w:rFonts w:ascii="Times New Roman" w:hAnsi="Times New Roman" w:eastAsia="Malgun Gothic"/>
-          <w:b/>
-          <w:i w:val="0"/>
-          <w:sz w:val="22"/>
-        </w:rPr>
-        <w:t xml:space="preserve">Лёша: </w:t>
-      </w:r>
-      <w:r>
-        <w:rPr>
-          <w:rFonts w:ascii="Times New Roman" w:hAnsi="Times New Roman" w:eastAsia="Malgun Gothic"/>
-          <w:b w:val="0"/>
-          <w:i w:val="0"/>
-          <w:sz w:val="22"/>
-        </w:rPr>
-        <w:t>«Свет» должен остаться правозащитной организацией, что бы ни случилось со мной. Люди должны доверять нам как юристам, а не как политическому инструменту.</w:t>
-      </w:r>
-    </w:p>
-    <w:p>
-      <w:pPr>
-        <w:spacing w:before="0" w:after="110" w:line="300" w:lineRule="auto"/>
-      </w:pPr>
-      <w:r>
-        <w:rPr>
-          <w:rFonts w:ascii="Times New Roman" w:hAnsi="Times New Roman" w:eastAsia="Malgun Gothic"/>
-          <w:b/>
-          <w:i w:val="0"/>
-          <w:sz w:val="22"/>
-        </w:rPr>
-        <w:t xml:space="preserve">Катя: </w:t>
-      </w:r>
-      <w:r>
-        <w:rPr>
-          <w:rFonts w:ascii="Times New Roman" w:hAnsi="Times New Roman" w:eastAsia="Malgun Gothic"/>
-          <w:b w:val="0"/>
-          <w:i w:val="0"/>
-          <w:sz w:val="22"/>
-        </w:rPr>
-        <w:t>Вы уже думаете об этом всерьёз?</w:t>
-      </w:r>
-    </w:p>
-    <w:p>
-      <w:pPr>
-        <w:spacing w:before="0" w:after="110" w:line="300" w:lineRule="auto"/>
-      </w:pPr>
-      <w:r>
-        <w:rPr>
-          <w:rFonts w:ascii="Times New Roman" w:hAnsi="Times New Roman" w:eastAsia="Malgun Gothic"/>
-          <w:b/>
-          <w:i w:val="0"/>
-          <w:sz w:val="22"/>
-        </w:rPr>
-        <w:t xml:space="preserve">Лёша: </w:t>
+        <w:t xml:space="preserve">Я два раза не повторяю. </w:t>
       </w:r>
       <w:r>
         <w:rPr>
@@ -2330,7 +2202,7 @@
           <w:color w:val="555555"/>
           <w:sz w:val="22"/>
         </w:rPr>
-        <w:t>(долгая пауза)</w:t>
+        <w:t>(пауза)</w:t>
       </w:r>
       <w:r>
         <w:rPr>
@@ -2339,7 +2211,7 @@
           <w:i w:val="0"/>
           <w:sz w:val="22"/>
         </w:rPr>
-        <w:t xml:space="preserve"> Начинаю думать. Не потому, что хочу власти, Катя. А потому, что вижу: сколько бы дел мы ни выиграли по отдельности, система, которая их порождает, остаётся нетронутой.</w:t>
+        <w:t xml:space="preserve"> Ты только по сторонам там смотри. После такого эфира.</w:t>
       </w:r>
     </w:p>
     <w:p>
@@ -2353,7 +2225,7 @@
           <w:i w:val="0"/>
           <w:sz w:val="22"/>
         </w:rPr>
-        <w:t xml:space="preserve">Катя: </w:t>
+        <w:t xml:space="preserve">Лёша: </w:t>
       </w:r>
       <w:r>
         <w:rPr>
@@ -2362,7 +2234,7 @@
           <w:i w:val="0"/>
           <w:sz w:val="22"/>
         </w:rPr>
-        <w:t>А что бы сказал на это Быков?</w:t>
+        <w:t>Пап, не бери в голову. Меня сегодня узнали всего двое: охранник и продавщица в магазине.</w:t>
       </w:r>
     </w:p>
     <w:p>
@@ -2376,7 +2248,16 @@
           <w:i w:val="0"/>
           <w:sz w:val="22"/>
         </w:rPr>
-        <w:t xml:space="preserve">Лёша: </w:t>
+        <w:t xml:space="preserve">Николай: </w:t>
+      </w:r>
+      <w:r>
+        <w:rPr>
+          <w:rFonts w:ascii="Times New Roman" w:hAnsi="Times New Roman" w:eastAsia="Malgun Gothic"/>
+          <w:b w:val="0"/>
+          <w:i w:val="0"/>
+          <w:sz w:val="22"/>
+        </w:rPr>
+        <w:t xml:space="preserve">Продавщица — это уже, считай, народная любовь. </w:t>
       </w:r>
       <w:r>
         <w:rPr>
@@ -2386,7 +2267,7 @@
           <w:color w:val="555555"/>
           <w:sz w:val="22"/>
         </w:rPr>
-        <w:t>(слабая улыбка)</w:t>
+        <w:t>(ворчливо)</w:t>
       </w:r>
       <w:r>
         <w:rPr>
@@ -2395,7 +2276,7 @@
           <w:i w:val="0"/>
           <w:sz w:val="22"/>
         </w:rPr>
-        <w:t xml:space="preserve"> Он бы сказал: «Осторожно, Алексей». А потом, наверное, помог бы мне собрать документы для регистрации партии.</w:t>
+        <w:t xml:space="preserve"> Ладно. Мать трубку отбирает.</w:t>
       </w:r>
     </w:p>
     <w:p>
@@ -2409,7 +2290,7 @@
           <w:i w:val="0"/>
           <w:sz w:val="22"/>
         </w:rPr>
-        <w:t xml:space="preserve">Катя: </w:t>
+        <w:t xml:space="preserve">Анна: </w:t>
       </w:r>
       <w:r>
         <w:rPr>
@@ -2418,7 +2299,7 @@
           <w:i w:val="0"/>
           <w:sz w:val="22"/>
         </w:rPr>
-        <w:t>Но если «Свет» останется без вас — кто его поведёт?</w:t>
+        <w:t>Лёша, ты когда приедешь-то?</w:t>
       </w:r>
     </w:p>
     <w:p>
@@ -2441,7 +2322,7 @@
           <w:i w:val="0"/>
           <w:sz w:val="22"/>
         </w:rPr>
-        <w:t>Те, кто его и так ведёт, Катя. Ты всех волонтёров помнишь по именам. Я — от силы половину.</w:t>
+        <w:t>Как только вырвусь, мам. Честно.</w:t>
       </w:r>
     </w:p>
     <w:p>
@@ -2455,7 +2336,76 @@
           <w:i w:val="0"/>
           <w:sz w:val="22"/>
         </w:rPr>
-        <w:t xml:space="preserve">Катя: </w:t>
+        <w:t xml:space="preserve">Анна: </w:t>
+      </w:r>
+      <w:r>
+        <w:rPr>
+          <w:rFonts w:ascii="Times New Roman" w:hAnsi="Times New Roman" w:eastAsia="Malgun Gothic"/>
+          <w:b w:val="0"/>
+          <w:i w:val="0"/>
+          <w:sz w:val="22"/>
+        </w:rPr>
+        <w:t>«Как только вырвусь». Слышали мы это.</w:t>
+      </w:r>
+    </w:p>
+    <w:p>
+      <w:pPr>
+        <w:spacing w:before="0" w:after="110" w:line="300" w:lineRule="auto"/>
+      </w:pPr>
+      <w:r>
+        <w:rPr>
+          <w:rFonts w:ascii="Times New Roman" w:hAnsi="Times New Roman" w:eastAsia="Malgun Gothic"/>
+          <w:b/>
+          <w:i w:val="0"/>
+          <w:sz w:val="22"/>
+        </w:rPr>
+        <w:t xml:space="preserve">Лёша: </w:t>
+      </w:r>
+      <w:r>
+        <w:rPr>
+          <w:rFonts w:ascii="Times New Roman" w:hAnsi="Times New Roman" w:eastAsia="Malgun Gothic"/>
+          <w:b w:val="0"/>
+          <w:i w:val="0"/>
+          <w:sz w:val="22"/>
+        </w:rPr>
+        <w:t>Мам, я уже у подъезда. Ключи ищу.</w:t>
+      </w:r>
+    </w:p>
+    <w:p>
+      <w:pPr>
+        <w:spacing w:before="0" w:after="110" w:line="300" w:lineRule="auto"/>
+      </w:pPr>
+      <w:r>
+        <w:rPr>
+          <w:rFonts w:ascii="Times New Roman" w:hAnsi="Times New Roman" w:eastAsia="Malgun Gothic"/>
+          <w:b/>
+          <w:i w:val="0"/>
+          <w:sz w:val="22"/>
+        </w:rPr>
+        <w:t xml:space="preserve">Анна: </w:t>
+      </w:r>
+      <w:r>
+        <w:rPr>
+          <w:rFonts w:ascii="Times New Roman" w:hAnsi="Times New Roman" w:eastAsia="Malgun Gothic"/>
+          <w:b w:val="0"/>
+          <w:i w:val="0"/>
+          <w:sz w:val="22"/>
+        </w:rPr>
+        <w:t>Ну иди, иди. И пельмени не переваривай, а то слипнутся.</w:t>
+      </w:r>
+    </w:p>
+    <w:p>
+      <w:pPr>
+        <w:spacing w:before="0" w:after="110" w:line="300" w:lineRule="auto"/>
+      </w:pPr>
+      <w:r>
+        <w:rPr>
+          <w:rFonts w:ascii="Times New Roman" w:hAnsi="Times New Roman" w:eastAsia="Malgun Gothic"/>
+          <w:b/>
+          <w:i w:val="0"/>
+          <w:sz w:val="22"/>
+        </w:rPr>
+        <w:t xml:space="preserve">Лёша: </w:t>
       </w:r>
       <w:r>
         <w:rPr>
@@ -2465,7 +2415,7 @@
           <w:color w:val="555555"/>
           <w:sz w:val="22"/>
         </w:rPr>
-        <w:t>(смущённо)</w:t>
+        <w:t>(смеётся)</w:t>
       </w:r>
       <w:r>
         <w:rPr>
@@ -2474,7 +2424,7 @@
           <w:i w:val="0"/>
           <w:sz w:val="22"/>
         </w:rPr>
-        <w:t xml:space="preserve"> Я ещё только на четвёртом курсе.</w:t>
+        <w:t xml:space="preserve"> Вы что, с продавщицей сговорились?</w:t>
       </w:r>
     </w:p>
     <w:p>
@@ -2488,7 +2438,7 @@
           <w:i w:val="0"/>
           <w:sz w:val="22"/>
         </w:rPr>
-        <w:t xml:space="preserve">Лёша: </w:t>
+        <w:t xml:space="preserve">Анна: </w:t>
       </w:r>
       <w:r>
         <w:rPr>
@@ -2497,7 +2447,7 @@
           <w:i w:val="0"/>
           <w:sz w:val="22"/>
         </w:rPr>
-        <w:t>Я в твоём возрасте даже не знал, где в реестре кипрские компании. Ты знаешь.</w:t>
+        <w:t>С какой ещё продавщицей?</w:t>
       </w:r>
     </w:p>
     <w:p>
@@ -2511,7 +2461,7 @@
           <w:i w:val="0"/>
           <w:sz w:val="22"/>
         </w:rPr>
-        <w:t xml:space="preserve">Катя: </w:t>
+        <w:t xml:space="preserve">Лёша: </w:t>
       </w:r>
       <w:r>
         <w:rPr>
@@ -2520,7 +2470,7 @@
           <w:i w:val="0"/>
           <w:sz w:val="22"/>
         </w:rPr>
-        <w:t>Это не одно и то же.</w:t>
+        <w:t>Потом расскажу. Ну всё, давай, целую. Папе привет.</w:t>
       </w:r>
     </w:p>
     <w:p>
@@ -2534,7 +2484,7 @@
           <w:i w:val="0"/>
           <w:sz w:val="22"/>
         </w:rPr>
-        <w:t xml:space="preserve">Лёша: </w:t>
+        <w:t xml:space="preserve">Анна: </w:t>
       </w:r>
       <w:r>
         <w:rPr>
@@ -2543,36 +2493,185 @@
           <w:i w:val="0"/>
           <w:sz w:val="22"/>
         </w:rPr>
-        <w:t>Одно. Всё начинается с того, что кто-то знает, где искать.</w:t>
+        <w:t>Спокойной ночи, сынок. Кефир на ночь выпей — для желудка.</w:t>
       </w:r>
     </w:p>
     <w:p>
       <w:pPr>
-        <w:spacing w:before="0" w:after="110" w:line="300" w:lineRule="auto"/>
+        <w:keepNext/>
+        <w:spacing w:before="320" w:after="140"/>
       </w:pPr>
       <w:r>
         <w:rPr>
           <w:rFonts w:ascii="Times New Roman" w:hAnsi="Times New Roman" w:eastAsia="Malgun Gothic"/>
           <w:b/>
           <w:i w:val="0"/>
-          <w:sz w:val="22"/>
-        </w:rPr>
-        <w:t xml:space="preserve">Катя: </w:t>
-      </w:r>
-      <w:r>
-        <w:rPr>
-          <w:rFonts w:ascii="Times New Roman" w:hAnsi="Times New Roman" w:eastAsia="Malgun Gothic"/>
-          <w:b w:val="0"/>
-          <w:i w:val="0"/>
-          <w:sz w:val="22"/>
-        </w:rPr>
-        <w:t>А Павел Геннадьевич? Он ведь звонил вчера. И позавчера.</w:t>
+          <w:color w:val="1F3864"/>
+          <w:sz w:val="26"/>
+        </w:rPr>
+        <w:t>장면 5 — 그레벤시코프와의 만남</w:t>
       </w:r>
     </w:p>
     <w:p>
       <w:pPr>
         <w:spacing w:before="0" w:after="110" w:line="300" w:lineRule="auto"/>
       </w:pPr>
+      <w:r>
+        <w:rPr>
+          <w:rFonts w:ascii="Times New Roman" w:hAnsi="Times New Roman" w:eastAsia="Malgun Gothic"/>
+          <w:b/>
+          <w:i w:val="0"/>
+          <w:sz w:val="22"/>
+        </w:rPr>
+        <w:t xml:space="preserve">Гребенщиков: </w:t>
+      </w:r>
+      <w:r>
+        <w:rPr>
+          <w:rFonts w:ascii="Times New Roman" w:hAnsi="Times New Roman" w:eastAsia="Malgun Gothic"/>
+          <w:b w:val="0"/>
+          <w:i w:val="0"/>
+          <w:sz w:val="22"/>
+        </w:rPr>
+        <w:t>Алексей Николаевич, позвольте представиться: Анатолий Викторович Гребенщиков. Много лет в оппозиционной политике — возможно, слышали.</w:t>
+      </w:r>
+    </w:p>
+    <w:p>
+      <w:pPr>
+        <w:spacing w:before="0" w:after="110" w:line="300" w:lineRule="auto"/>
+      </w:pPr>
+      <w:r>
+        <w:rPr>
+          <w:rFonts w:ascii="Times New Roman" w:hAnsi="Times New Roman" w:eastAsia="Malgun Gothic"/>
+          <w:b/>
+          <w:i w:val="0"/>
+          <w:sz w:val="22"/>
+        </w:rPr>
+        <w:t xml:space="preserve">Лёша: </w:t>
+      </w:r>
+      <w:r>
+        <w:rPr>
+          <w:rFonts w:ascii="Times New Roman" w:hAnsi="Times New Roman" w:eastAsia="Malgun Gothic"/>
+          <w:b w:val="0"/>
+          <w:i w:val="0"/>
+          <w:sz w:val="22"/>
+        </w:rPr>
+        <w:t>Слышал, конечно. Чем обязан?</w:t>
+      </w:r>
+    </w:p>
+    <w:p>
+      <w:pPr>
+        <w:spacing w:before="0" w:after="110" w:line="300" w:lineRule="auto"/>
+      </w:pPr>
+      <w:r>
+        <w:rPr>
+          <w:rFonts w:ascii="Times New Roman" w:hAnsi="Times New Roman" w:eastAsia="Malgun Gothic"/>
+          <w:b/>
+          <w:i w:val="0"/>
+          <w:sz w:val="22"/>
+        </w:rPr>
+        <w:t xml:space="preserve">Гребенщиков: </w:t>
+      </w:r>
+      <w:r>
+        <w:rPr>
+          <w:rFonts w:ascii="Times New Roman" w:hAnsi="Times New Roman" w:eastAsia="Malgun Gothic"/>
+          <w:b w:val="0"/>
+          <w:i w:val="0"/>
+          <w:sz w:val="22"/>
+        </w:rPr>
+        <w:t>Скажу прямо: наблюдаю за вами давно. С самого митинга на площади Революции. То, что вы построили меньше чем за год — организацию, репутацию, доверие полумиллиона людей, подписавших петицию, — редкий капитал в нашей стране.</w:t>
+      </w:r>
+    </w:p>
+    <w:p>
+      <w:pPr>
+        <w:spacing w:before="0" w:after="110" w:line="300" w:lineRule="auto"/>
+      </w:pPr>
+      <w:r>
+        <w:rPr>
+          <w:rFonts w:ascii="Times New Roman" w:hAnsi="Times New Roman" w:eastAsia="Malgun Gothic"/>
+          <w:b/>
+          <w:i w:val="0"/>
+          <w:sz w:val="22"/>
+        </w:rPr>
+        <w:t xml:space="preserve">Лёша: </w:t>
+      </w:r>
+      <w:r>
+        <w:rPr>
+          <w:rFonts w:ascii="Times New Roman" w:hAnsi="Times New Roman" w:eastAsia="Malgun Gothic"/>
+          <w:b w:val="0"/>
+          <w:i w:val="0"/>
+          <w:sz w:val="22"/>
+        </w:rPr>
+        <w:t>«Капитал» — неприятное слово для доверия.</w:t>
+      </w:r>
+    </w:p>
+    <w:p>
+      <w:pPr>
+        <w:spacing w:before="0" w:after="110" w:line="300" w:lineRule="auto"/>
+      </w:pPr>
+      <w:r>
+        <w:rPr>
+          <w:rFonts w:ascii="Times New Roman" w:hAnsi="Times New Roman" w:eastAsia="Malgun Gothic"/>
+          <w:b/>
+          <w:i w:val="0"/>
+          <w:sz w:val="22"/>
+        </w:rPr>
+        <w:t xml:space="preserve">Гребенщиков: </w:t>
+      </w:r>
+      <w:r>
+        <w:rPr>
+          <w:rFonts w:ascii="Times New Roman" w:hAnsi="Times New Roman" w:eastAsia="Malgun Gothic"/>
+          <w:b w:val="0"/>
+          <w:i w:val="0"/>
+          <w:sz w:val="22"/>
+        </w:rPr>
+        <w:t>Неприятное. Зато точное. Его можно растратить, можно приумножить, а можно отдать в чужие руки. Третье случается чаще всего.</w:t>
+      </w:r>
+    </w:p>
+    <w:p>
+      <w:pPr>
+        <w:spacing w:before="0" w:after="110" w:line="300" w:lineRule="auto"/>
+      </w:pPr>
+      <w:r>
+        <w:rPr>
+          <w:rFonts w:ascii="Times New Roman" w:hAnsi="Times New Roman" w:eastAsia="Malgun Gothic"/>
+          <w:b/>
+          <w:i w:val="0"/>
+          <w:sz w:val="22"/>
+        </w:rPr>
+        <w:t xml:space="preserve">Лёша: </w:t>
+      </w:r>
+      <w:r>
+        <w:rPr>
+          <w:rFonts w:ascii="Times New Roman" w:hAnsi="Times New Roman" w:eastAsia="Malgun Gothic"/>
+          <w:b w:val="0"/>
+          <w:i w:val="0"/>
+          <w:sz w:val="22"/>
+        </w:rPr>
+        <w:t>«Свет» — правозащитная организация, Анатолий Викторович. Не партия.</w:t>
+      </w:r>
+    </w:p>
+    <w:p>
+      <w:pPr>
+        <w:spacing w:before="0" w:after="110" w:line="300" w:lineRule="auto"/>
+      </w:pPr>
+      <w:r>
+        <w:rPr>
+          <w:rFonts w:ascii="Times New Roman" w:hAnsi="Times New Roman" w:eastAsia="Malgun Gothic"/>
+          <w:b/>
+          <w:i w:val="0"/>
+          <w:sz w:val="22"/>
+        </w:rPr>
+        <w:t xml:space="preserve">Гребенщиков: </w:t>
+      </w:r>
+      <w:r>
+        <w:rPr>
+          <w:rFonts w:ascii="Times New Roman" w:hAnsi="Times New Roman" w:eastAsia="Malgun Gothic"/>
+          <w:b w:val="0"/>
+          <w:i w:val="0"/>
+          <w:sz w:val="22"/>
+        </w:rPr>
+        <w:t xml:space="preserve">Знаю. Потому и пришёл к вам лично, а не прислал помощника. Партиям я пишу письма. К людям — прихожу. </w:t>
+      </w:r>
       <w:r>
         <w:rPr>
           <w:rFonts w:ascii="Times New Roman" w:hAnsi="Times New Roman" w:eastAsia="Malgun Gothic"/>
@@ -2581,7 +2680,16 @@
           <w:color w:val="555555"/>
           <w:sz w:val="22"/>
         </w:rPr>
-        <w:t>(на экране телефона Лёши — пропущенный вызов: «Паша»; Лёша, помедлив, убирает телефон в карман)</w:t>
+        <w:t>(пауза)</w:t>
+      </w:r>
+      <w:r>
+        <w:rPr>
+          <w:rFonts w:ascii="Times New Roman" w:hAnsi="Times New Roman" w:eastAsia="Malgun Gothic"/>
+          <w:b w:val="0"/>
+          <w:i w:val="0"/>
+          <w:sz w:val="22"/>
+        </w:rPr>
+        <w:t xml:space="preserve"> Но правозащита без политического представительства — это вечная оборона, Алексей Николаевич. Вы можете всю жизнь защищать людей поодиночке. А можете попытаться изменить правила игры, чтобы таких дел стало меньше.</w:t>
       </w:r>
     </w:p>
     <w:p>
@@ -2604,7 +2712,7 @@
           <w:i w:val="0"/>
           <w:sz w:val="22"/>
         </w:rPr>
-        <w:t>Не сейчас, Катя.</w:t>
+        <w:t>Вы предлагаете мне идти в политику?</w:t>
       </w:r>
     </w:p>
     <w:p>
@@ -2618,7 +2726,99 @@
           <w:i w:val="0"/>
           <w:sz w:val="22"/>
         </w:rPr>
-        <w:t xml:space="preserve">Катя: </w:t>
+        <w:t xml:space="preserve">Гребенщиков: </w:t>
+      </w:r>
+      <w:r>
+        <w:rPr>
+          <w:rFonts w:ascii="Times New Roman" w:hAnsi="Times New Roman" w:eastAsia="Malgun Gothic"/>
+          <w:b w:val="0"/>
+          <w:i w:val="0"/>
+          <w:sz w:val="22"/>
+        </w:rPr>
+        <w:t>Я предлагаю подумать об этом. Не сегодня и не завтра. Но однажды. Когда почувствуете, что готовы.</w:t>
+      </w:r>
+    </w:p>
+    <w:p>
+      <w:pPr>
+        <w:spacing w:before="0" w:after="110" w:line="300" w:lineRule="auto"/>
+      </w:pPr>
+      <w:r>
+        <w:rPr>
+          <w:rFonts w:ascii="Times New Roman" w:hAnsi="Times New Roman" w:eastAsia="Malgun Gothic"/>
+          <w:b/>
+          <w:i w:val="0"/>
+          <w:sz w:val="22"/>
+        </w:rPr>
+        <w:t xml:space="preserve">Лёша: </w:t>
+      </w:r>
+      <w:r>
+        <w:rPr>
+          <w:rFonts w:ascii="Times New Roman" w:hAnsi="Times New Roman" w:eastAsia="Malgun Gothic"/>
+          <w:b w:val="0"/>
+          <w:i w:val="0"/>
+          <w:sz w:val="22"/>
+        </w:rPr>
+        <w:t>Вы понимаете, что это значит для «Света»? Нас и так проверяют каждый месяц. Если я стану политиком, нас объявят партийной ячейкой уже на следующий день.</w:t>
+      </w:r>
+    </w:p>
+    <w:p>
+      <w:pPr>
+        <w:spacing w:before="0" w:after="110" w:line="300" w:lineRule="auto"/>
+      </w:pPr>
+      <w:r>
+        <w:rPr>
+          <w:rFonts w:ascii="Times New Roman" w:hAnsi="Times New Roman" w:eastAsia="Malgun Gothic"/>
+          <w:b/>
+          <w:i w:val="0"/>
+          <w:sz w:val="22"/>
+        </w:rPr>
+        <w:t xml:space="preserve">Гребенщиков: </w:t>
+      </w:r>
+      <w:r>
+        <w:rPr>
+          <w:rFonts w:ascii="Times New Roman" w:hAnsi="Times New Roman" w:eastAsia="Malgun Gothic"/>
+          <w:b w:val="0"/>
+          <w:i w:val="0"/>
+          <w:sz w:val="22"/>
+        </w:rPr>
+        <w:t>Понимаю. Поэтому и говорю: не сегодня. Сначала подумайте, как защитить «Свет» от себя самого.</w:t>
+      </w:r>
+    </w:p>
+    <w:p>
+      <w:pPr>
+        <w:spacing w:before="0" w:after="110" w:line="300" w:lineRule="auto"/>
+      </w:pPr>
+      <w:r>
+        <w:rPr>
+          <w:rFonts w:ascii="Times New Roman" w:hAnsi="Times New Roman" w:eastAsia="Malgun Gothic"/>
+          <w:b/>
+          <w:i w:val="0"/>
+          <w:sz w:val="22"/>
+        </w:rPr>
+        <w:t xml:space="preserve">Лёша: </w:t>
+      </w:r>
+      <w:r>
+        <w:rPr>
+          <w:rFonts w:ascii="Times New Roman" w:hAnsi="Times New Roman" w:eastAsia="Malgun Gothic"/>
+          <w:b w:val="0"/>
+          <w:i w:val="0"/>
+          <w:sz w:val="22"/>
+        </w:rPr>
+        <w:t>Борис Дмитриевич Акимов в первый же день взял с меня слово не лезть в политику раньше времени.</w:t>
+      </w:r>
+    </w:p>
+    <w:p>
+      <w:pPr>
+        <w:spacing w:before="0" w:after="110" w:line="300" w:lineRule="auto"/>
+      </w:pPr>
+      <w:r>
+        <w:rPr>
+          <w:rFonts w:ascii="Times New Roman" w:hAnsi="Times New Roman" w:eastAsia="Malgun Gothic"/>
+          <w:b/>
+          <w:i w:val="0"/>
+          <w:sz w:val="22"/>
+        </w:rPr>
+        <w:t xml:space="preserve">Гребенщиков: </w:t>
       </w:r>
       <w:r>
         <w:rPr>
@@ -2628,7 +2828,7 @@
           <w:color w:val="555555"/>
           <w:sz w:val="22"/>
         </w:rPr>
-        <w:t>(тихо)</w:t>
+        <w:t>(улыбается)</w:t>
       </w:r>
       <w:r>
         <w:rPr>
@@ -2637,7 +2837,7 @@
           <w:i w:val="0"/>
           <w:sz w:val="22"/>
         </w:rPr>
-        <w:t xml:space="preserve"> Хорошо. Просто… он звонит третий раз. Может, что-то важное.</w:t>
+        <w:t xml:space="preserve"> Боря мудрый человек. И он прав: раньше времени нельзя. Вопрос только в том, кто определяет время — вы, Крылов или те полмиллиона.</w:t>
       </w:r>
     </w:p>
     <w:p>
@@ -2652,6 +2852,84 @@
           <w:sz w:val="22"/>
         </w:rPr>
         <w:t xml:space="preserve">Лёша: </w:t>
+      </w:r>
+      <w:r>
+        <w:rPr>
+          <w:rFonts w:ascii="Times New Roman" w:hAnsi="Times New Roman" w:eastAsia="Malgun Gothic"/>
+          <w:b w:val="0"/>
+          <w:i w:val="0"/>
+          <w:sz w:val="22"/>
+        </w:rPr>
+        <w:t>А если я соглашусь — «Свет» не должен стать ничьей партийной ячейкой. Ни вашей, ни моей.</w:t>
+      </w:r>
+    </w:p>
+    <w:p>
+      <w:pPr>
+        <w:spacing w:before="0" w:after="110" w:line="300" w:lineRule="auto"/>
+      </w:pPr>
+      <w:r>
+        <w:rPr>
+          <w:rFonts w:ascii="Times New Roman" w:hAnsi="Times New Roman" w:eastAsia="Malgun Gothic"/>
+          <w:b/>
+          <w:i w:val="0"/>
+          <w:sz w:val="22"/>
+        </w:rPr>
+        <w:t xml:space="preserve">Гребенщиков: </w:t>
+      </w:r>
+      <w:r>
+        <w:rPr>
+          <w:rFonts w:ascii="Times New Roman" w:hAnsi="Times New Roman" w:eastAsia="Malgun Gothic"/>
+          <w:b w:val="0"/>
+          <w:i w:val="0"/>
+          <w:sz w:val="22"/>
+        </w:rPr>
+        <w:t>Вот с этого условия мы и начнём разговор. Когда будете готовы.</w:t>
+      </w:r>
+    </w:p>
+    <w:p>
+      <w:pPr>
+        <w:spacing w:before="0" w:after="110" w:line="300" w:lineRule="auto"/>
+      </w:pPr>
+      <w:r>
+        <w:rPr>
+          <w:rFonts w:ascii="Times New Roman" w:hAnsi="Times New Roman" w:eastAsia="Malgun Gothic"/>
+          <w:b/>
+          <w:i w:val="0"/>
+          <w:sz w:val="22"/>
+        </w:rPr>
+        <w:t xml:space="preserve">Лёша: </w:t>
+      </w:r>
+      <w:r>
+        <w:rPr>
+          <w:rFonts w:ascii="Times New Roman" w:hAnsi="Times New Roman" w:eastAsia="Malgun Gothic"/>
+          <w:b w:val="0"/>
+          <w:i w:val="0"/>
+          <w:sz w:val="22"/>
+        </w:rPr>
+        <w:t>Почему я, Анатолий Викторович? В стране хватает людей опытнее.</w:t>
+      </w:r>
+    </w:p>
+    <w:p>
+      <w:pPr>
+        <w:spacing w:before="0" w:after="110" w:line="300" w:lineRule="auto"/>
+      </w:pPr>
+      <w:r>
+        <w:rPr>
+          <w:rFonts w:ascii="Times New Roman" w:hAnsi="Times New Roman" w:eastAsia="Malgun Gothic"/>
+          <w:b/>
+          <w:i w:val="0"/>
+          <w:sz w:val="22"/>
+        </w:rPr>
+        <w:t xml:space="preserve">Гребенщиков: </w:t>
+      </w:r>
+      <w:r>
+        <w:rPr>
+          <w:rFonts w:ascii="Times New Roman" w:hAnsi="Times New Roman" w:eastAsia="Malgun Gothic"/>
+          <w:b w:val="0"/>
+          <w:i w:val="0"/>
+          <w:sz w:val="22"/>
+        </w:rPr>
+        <w:t xml:space="preserve">Опытнее — хватает. Тех, кому верят в Перми, в Тайболе и в Новокруцке одновременно, — почти нет. Опыт можно нажить, молодой человек. Доверие — только заслужить. </w:t>
       </w:r>
       <w:r>
         <w:rPr>
@@ -2661,7 +2939,7 @@
           <w:color w:val="555555"/>
           <w:sz w:val="22"/>
         </w:rPr>
-        <w:t>(пауза)</w:t>
+        <w:t>(надевает шляпу)</w:t>
       </w:r>
       <w:r>
         <w:rPr>
@@ -2670,11 +2948,57 @@
           <w:i w:val="0"/>
           <w:sz w:val="22"/>
         </w:rPr>
-        <w:t xml:space="preserve"> Может быть. Но я пока не готов слушать, Катя. Когда буду — перезвоню сам.</w:t>
+        <w:t xml:space="preserve"> Я оставлю визитку. Не звоните, пока не будете уверены.</w:t>
       </w:r>
     </w:p>
     <w:p>
       <w:pPr>
+        <w:spacing w:before="0" w:after="110" w:line="300" w:lineRule="auto"/>
+      </w:pPr>
+      <w:r>
+        <w:rPr>
+          <w:rFonts w:ascii="Times New Roman" w:hAnsi="Times New Roman" w:eastAsia="Malgun Gothic"/>
+          <w:b/>
+          <w:i w:val="0"/>
+          <w:sz w:val="22"/>
+        </w:rPr>
+        <w:t xml:space="preserve">Лёша: </w:t>
+      </w:r>
+      <w:r>
+        <w:rPr>
+          <w:rFonts w:ascii="Times New Roman" w:hAnsi="Times New Roman" w:eastAsia="Malgun Gothic"/>
+          <w:b w:val="0"/>
+          <w:i w:val="0"/>
+          <w:sz w:val="22"/>
+        </w:rPr>
+        <w:t>А если никогда не буду уверен?</w:t>
+      </w:r>
+    </w:p>
+    <w:p>
+      <w:pPr>
+        <w:spacing w:before="0" w:after="110" w:line="300" w:lineRule="auto"/>
+      </w:pPr>
+      <w:r>
+        <w:rPr>
+          <w:rFonts w:ascii="Times New Roman" w:hAnsi="Times New Roman" w:eastAsia="Malgun Gothic"/>
+          <w:b/>
+          <w:i w:val="0"/>
+          <w:sz w:val="22"/>
+        </w:rPr>
+        <w:t xml:space="preserve">Гребенщиков: </w:t>
+      </w:r>
+      <w:r>
+        <w:rPr>
+          <w:rFonts w:ascii="Times New Roman" w:hAnsi="Times New Roman" w:eastAsia="Malgun Gothic"/>
+          <w:b w:val="0"/>
+          <w:i w:val="0"/>
+          <w:sz w:val="22"/>
+        </w:rPr>
+        <w:t>Тогда позвоните, когда будете хотя бы честны с собой. Это тоже годится.</w:t>
+      </w:r>
+    </w:p>
+    <w:p>
+      <w:pPr>
         <w:keepNext/>
         <w:spacing w:before="320" w:after="140"/>
       </w:pPr>
@@ -2686,7 +3010,7 @@
           <w:color w:val="1F3864"/>
           <w:sz w:val="26"/>
         </w:rPr>
-        <w:t>장면 7 — 아키모프의 전화</w:t>
+        <w:t>장면 6 — 올가로부터의 편지</w:t>
       </w:r>
     </w:p>
     <w:p>
@@ -2700,7 +3024,7 @@
           <w:i w:val="0"/>
           <w:sz w:val="22"/>
         </w:rPr>
-        <w:t xml:space="preserve">Акимов: </w:t>
+        <w:t xml:space="preserve">Лёша: </w:t>
       </w:r>
       <w:r>
         <w:rPr>
@@ -2710,7 +3034,7 @@
           <w:color w:val="555555"/>
           <w:sz w:val="22"/>
         </w:rPr>
-        <w:t>(по телефону)</w:t>
+        <w:t>(читает вслух письмо из колонии)</w:t>
       </w:r>
       <w:r>
         <w:rPr>
@@ -2719,7 +3043,7 @@
           <w:i w:val="0"/>
           <w:sz w:val="22"/>
         </w:rPr>
-        <w:t xml:space="preserve"> Алексей Николаевич, смотрел вас вчера по Первому. Прилично держались. Для государственного канала — даже неприлично.</w:t>
+        <w:t xml:space="preserve"> «Алексей, слышала от адвоката о полумиллионе подписей. Не думала, что доживу до такого. Спасибо вам и всем, кто не молчит.</w:t>
       </w:r>
     </w:p>
     <w:p>
@@ -2734,75 +3058,6 @@
           <w:sz w:val="22"/>
         </w:rPr>
         <w:t xml:space="preserve">Лёша: </w:t>
-      </w:r>
-      <w:r>
-        <w:rPr>
-          <w:rFonts w:ascii="Times New Roman" w:hAnsi="Times New Roman" w:eastAsia="Malgun Gothic"/>
-          <w:b w:val="0"/>
-          <w:i w:val="0"/>
-          <w:sz w:val="22"/>
-        </w:rPr>
-        <w:t>Борис Дмитриевич. Я как раз хотел вам позвонить. Помните ваше условие? Не лезть в политику раньше времени.</w:t>
-      </w:r>
-    </w:p>
-    <w:p>
-      <w:pPr>
-        <w:spacing w:before="0" w:after="110" w:line="300" w:lineRule="auto"/>
-      </w:pPr>
-      <w:r>
-        <w:rPr>
-          <w:rFonts w:ascii="Times New Roman" w:hAnsi="Times New Roman" w:eastAsia="Malgun Gothic"/>
-          <w:b/>
-          <w:i w:val="0"/>
-          <w:sz w:val="22"/>
-        </w:rPr>
-        <w:t xml:space="preserve">Акимов: </w:t>
-      </w:r>
-      <w:r>
-        <w:rPr>
-          <w:rFonts w:ascii="Times New Roman" w:hAnsi="Times New Roman" w:eastAsia="Malgun Gothic"/>
-          <w:b w:val="0"/>
-          <w:i w:val="0"/>
-          <w:sz w:val="22"/>
-        </w:rPr>
-        <w:t>Помню. И помню, что вы спросили, как понять, что время пришло.</w:t>
-      </w:r>
-    </w:p>
-    <w:p>
-      <w:pPr>
-        <w:spacing w:before="0" w:after="110" w:line="300" w:lineRule="auto"/>
-      </w:pPr>
-      <w:r>
-        <w:rPr>
-          <w:rFonts w:ascii="Times New Roman" w:hAnsi="Times New Roman" w:eastAsia="Malgun Gothic"/>
-          <w:b/>
-          <w:i w:val="0"/>
-          <w:sz w:val="22"/>
-        </w:rPr>
-        <w:t xml:space="preserve">Лёша: </w:t>
-      </w:r>
-      <w:r>
-        <w:rPr>
-          <w:rFonts w:ascii="Times New Roman" w:hAnsi="Times New Roman" w:eastAsia="Malgun Gothic"/>
-          <w:b w:val="0"/>
-          <w:i w:val="0"/>
-          <w:sz w:val="22"/>
-        </w:rPr>
-        <w:t>Вы сказали: когда люди сами попросят открыть эту дверь.</w:t>
-      </w:r>
-    </w:p>
-    <w:p>
-      <w:pPr>
-        <w:spacing w:before="0" w:after="110" w:line="300" w:lineRule="auto"/>
-      </w:pPr>
-      <w:r>
-        <w:rPr>
-          <w:rFonts w:ascii="Times New Roman" w:hAnsi="Times New Roman" w:eastAsia="Malgun Gothic"/>
-          <w:b/>
-          <w:i w:val="0"/>
-          <w:sz w:val="22"/>
-        </w:rPr>
-        <w:t xml:space="preserve">Акимов: </w:t>
       </w:r>
       <w:r>
         <w:rPr>
@@ -2812,7 +3067,7 @@
           <w:color w:val="555555"/>
           <w:sz w:val="22"/>
         </w:rPr>
-        <w:t>(пауза)</w:t>
+        <w:t>(читает дальше)</w:t>
       </w:r>
       <w:r>
         <w:rPr>
@@ -2821,7 +3076,7 @@
           <w:i w:val="0"/>
           <w:sz w:val="22"/>
         </w:rPr>
-        <w:t xml:space="preserve"> Полмиллиона подписей, молодой человек, — это не политтехнологи и не журналисты. Это люди. Решать вам. Но я своё условие снимаю.</w:t>
+        <w:t xml:space="preserve"> Здесь у меня много времени думать. И вот что я поняла: правозащита защищает людей от последствий плохих законов. Но кто-то должен менять сами законы. Я для этого слишком стара и слишком устала. А вы — нет.</w:t>
       </w:r>
     </w:p>
     <w:p>
@@ -2836,121 +3091,6 @@
           <w:sz w:val="22"/>
         </w:rPr>
         <w:t xml:space="preserve">Лёша: </w:t>
-      </w:r>
-      <w:r>
-        <w:rPr>
-          <w:rFonts w:ascii="Times New Roman" w:hAnsi="Times New Roman" w:eastAsia="Malgun Gothic"/>
-          <w:b w:val="0"/>
-          <w:i w:val="0"/>
-          <w:sz w:val="22"/>
-        </w:rPr>
-        <w:t>Спасибо. Хотя, кажется, именно этого я и боялся услышать.</w:t>
-      </w:r>
-    </w:p>
-    <w:p>
-      <w:pPr>
-        <w:spacing w:before="0" w:after="110" w:line="300" w:lineRule="auto"/>
-      </w:pPr>
-      <w:r>
-        <w:rPr>
-          <w:rFonts w:ascii="Times New Roman" w:hAnsi="Times New Roman" w:eastAsia="Malgun Gothic"/>
-          <w:b/>
-          <w:i w:val="0"/>
-          <w:sz w:val="22"/>
-        </w:rPr>
-        <w:t xml:space="preserve">Акимов: </w:t>
-      </w:r>
-      <w:r>
-        <w:rPr>
-          <w:rFonts w:ascii="Times New Roman" w:hAnsi="Times New Roman" w:eastAsia="Malgun Gothic"/>
-          <w:b w:val="0"/>
-          <w:i w:val="0"/>
-          <w:sz w:val="22"/>
-        </w:rPr>
-        <w:t>Значит, вы к этому готовы лучше, чем думаете. Тот, кто рвётся в эту дверь, обычно не готов.</w:t>
-      </w:r>
-    </w:p>
-    <w:p>
-      <w:pPr>
-        <w:spacing w:before="0" w:after="110" w:line="300" w:lineRule="auto"/>
-      </w:pPr>
-      <w:r>
-        <w:rPr>
-          <w:rFonts w:ascii="Times New Roman" w:hAnsi="Times New Roman" w:eastAsia="Malgun Gothic"/>
-          <w:b/>
-          <w:i w:val="0"/>
-          <w:sz w:val="22"/>
-        </w:rPr>
-        <w:t xml:space="preserve">Лёша: </w:t>
-      </w:r>
-      <w:r>
-        <w:rPr>
-          <w:rFonts w:ascii="Times New Roman" w:hAnsi="Times New Roman" w:eastAsia="Malgun Gothic"/>
-          <w:b w:val="0"/>
-          <w:i w:val="0"/>
-          <w:sz w:val="22"/>
-        </w:rPr>
-        <w:t>А если я ошибусь? Если через год выяснится, что я погубил и «Свет», и себя?</w:t>
-      </w:r>
-    </w:p>
-    <w:p>
-      <w:pPr>
-        <w:spacing w:before="0" w:after="110" w:line="300" w:lineRule="auto"/>
-      </w:pPr>
-      <w:r>
-        <w:rPr>
-          <w:rFonts w:ascii="Times New Roman" w:hAnsi="Times New Roman" w:eastAsia="Malgun Gothic"/>
-          <w:b/>
-          <w:i w:val="0"/>
-          <w:sz w:val="22"/>
-        </w:rPr>
-        <w:t xml:space="preserve">Акимов: </w:t>
-      </w:r>
-      <w:r>
-        <w:rPr>
-          <w:rFonts w:ascii="Times New Roman" w:hAnsi="Times New Roman" w:eastAsia="Malgun Gothic"/>
-          <w:b w:val="0"/>
-          <w:i w:val="0"/>
-          <w:sz w:val="22"/>
-        </w:rPr>
-        <w:t>Тогда будете ошибаться, как все порядочные люди, — открыто и с последствиями для себя. Непорядочные ошибаются тайно и с последствиями для других. Выбирайте первое.</w:t>
-      </w:r>
-    </w:p>
-    <w:p>
-      <w:pPr>
-        <w:spacing w:before="0" w:after="110" w:line="300" w:lineRule="auto"/>
-      </w:pPr>
-      <w:r>
-        <w:rPr>
-          <w:rFonts w:ascii="Times New Roman" w:hAnsi="Times New Roman" w:eastAsia="Malgun Gothic"/>
-          <w:b/>
-          <w:i w:val="0"/>
-          <w:sz w:val="22"/>
-        </w:rPr>
-        <w:t xml:space="preserve">Лёша: </w:t>
-      </w:r>
-      <w:r>
-        <w:rPr>
-          <w:rFonts w:ascii="Times New Roman" w:hAnsi="Times New Roman" w:eastAsia="Malgun Gothic"/>
-          <w:b w:val="0"/>
-          <w:i w:val="0"/>
-          <w:sz w:val="22"/>
-        </w:rPr>
-        <w:t>Запомню, Борис Дмитриевич. Как и ваше условие.</w:t>
-      </w:r>
-    </w:p>
-    <w:p>
-      <w:pPr>
-        <w:spacing w:before="0" w:after="110" w:line="300" w:lineRule="auto"/>
-      </w:pPr>
-      <w:r>
-        <w:rPr>
-          <w:rFonts w:ascii="Times New Roman" w:hAnsi="Times New Roman" w:eastAsia="Malgun Gothic"/>
-          <w:b/>
-          <w:i w:val="0"/>
-          <w:sz w:val="22"/>
-        </w:rPr>
-        <w:t xml:space="preserve">Акимов: </w:t>
       </w:r>
       <w:r>
         <w:rPr>
@@ -2960,7 +3100,7 @@
           <w:color w:val="555555"/>
           <w:sz w:val="22"/>
         </w:rPr>
-        <w:t>(смеётся в трубку)</w:t>
+        <w:t>(читает дальше)</w:t>
       </w:r>
       <w:r>
         <w:rPr>
@@ -2969,92 +3109,7 @@
           <w:i w:val="0"/>
           <w:sz w:val="22"/>
         </w:rPr>
-        <w:t xml:space="preserve"> Условие я снял. А это — не условие. Это просто совет старика.</w:t>
-      </w:r>
-    </w:p>
-    <w:p>
-      <w:pPr>
-        <w:keepNext/>
-        <w:spacing w:before="320" w:after="140"/>
-      </w:pPr>
-      <w:r>
-        <w:rPr>
-          <w:rFonts w:ascii="Times New Roman" w:hAnsi="Times New Roman" w:eastAsia="Malgun Gothic"/>
-          <w:b/>
-          <w:i w:val="0"/>
-          <w:color w:val="1F3864"/>
-          <w:sz w:val="26"/>
-        </w:rPr>
-        <w:t>장면 8 — 마무리, 저녁 모스크바가 보이는 창가</w:t>
-      </w:r>
-    </w:p>
-    <w:p>
-      <w:pPr>
-        <w:spacing w:before="0" w:after="110" w:line="300" w:lineRule="auto"/>
-      </w:pPr>
-      <w:r>
-        <w:rPr>
-          <w:rFonts w:ascii="Times New Roman" w:hAnsi="Times New Roman" w:eastAsia="Malgun Gothic"/>
-          <w:b/>
-          <w:i w:val="0"/>
-          <w:sz w:val="22"/>
-        </w:rPr>
-        <w:t xml:space="preserve">Дарья: </w:t>
-      </w:r>
-      <w:r>
-        <w:rPr>
-          <w:rFonts w:ascii="Times New Roman" w:hAnsi="Times New Roman" w:eastAsia="Malgun Gothic"/>
-          <w:b w:val="0"/>
-          <w:i w:val="0"/>
-          <w:sz w:val="22"/>
-        </w:rPr>
-        <w:t>О чём думаешь?</w:t>
-      </w:r>
-    </w:p>
-    <w:p>
-      <w:pPr>
-        <w:spacing w:before="0" w:after="110" w:line="300" w:lineRule="auto"/>
-      </w:pPr>
-      <w:r>
-        <w:rPr>
-          <w:rFonts w:ascii="Times New Roman" w:hAnsi="Times New Roman" w:eastAsia="Malgun Gothic"/>
-          <w:b/>
-          <w:i w:val="0"/>
-          <w:sz w:val="22"/>
-        </w:rPr>
-        <w:t xml:space="preserve">Лёша: </w:t>
-      </w:r>
-      <w:r>
-        <w:rPr>
-          <w:rFonts w:ascii="Times New Roman" w:hAnsi="Times New Roman" w:eastAsia="Malgun Gothic"/>
-          <w:b w:val="0"/>
-          <w:i w:val="0"/>
-          <w:sz w:val="22"/>
-        </w:rPr>
-        <w:t>О том, как далеко всё зашло. Полтора года назад я был провинциальным адвокатом в Новокруцке. Меньше года назад расставлял здесь вёдра под протекающим потолком. А теперь меня зовут на федеральное телевидение и предлагают идти в политику.</w:t>
-      </w:r>
-    </w:p>
-    <w:p>
-      <w:pPr>
-        <w:spacing w:before="0" w:after="110" w:line="300" w:lineRule="auto"/>
-      </w:pPr>
-      <w:r>
-        <w:rPr>
-          <w:rFonts w:ascii="Times New Roman" w:hAnsi="Times New Roman" w:eastAsia="Malgun Gothic"/>
-          <w:b/>
-          <w:i w:val="0"/>
-          <w:sz w:val="22"/>
-        </w:rPr>
-        <w:t xml:space="preserve">Дарья: </w:t>
-      </w:r>
-      <w:r>
-        <w:rPr>
-          <w:rFonts w:ascii="Times New Roman" w:hAnsi="Times New Roman" w:eastAsia="Malgun Gothic"/>
-          <w:b w:val="0"/>
-          <w:i w:val="0"/>
-          <w:sz w:val="22"/>
-        </w:rPr>
-        <w:t>Кстати, потолок так и не починили.</w:t>
+        <w:t xml:space="preserve"> Помните у Чехова, в «Крыжовнике»: надо, чтобы за дверью каждого довольного, счастливого человека стоял кто-нибудь с молоточком и постоянно напоминал бы стуком, что есть несчастные. Двадцать лет я была этим молоточком. Теперь стучите вы — только, может быть, уже не в дверь, а в стены того здания, где пишут законы.</w:t>
       </w:r>
     </w:p>
     <w:p>
@@ -3078,7 +3133,7 @@
           <w:color w:val="555555"/>
           <w:sz w:val="22"/>
         </w:rPr>
-        <w:t>(смеётся)</w:t>
+        <w:t>(читает дальше)</w:t>
       </w:r>
       <w:r>
         <w:rPr>
@@ -3087,7 +3142,7 @@
           <w:i w:val="0"/>
           <w:sz w:val="22"/>
         </w:rPr>
-        <w:t xml:space="preserve"> Кровельщик обещал к понедельнику.</w:t>
+        <w:t xml:space="preserve"> Не говорю, чтобы вы шли в политику. Говорю только: не закрывайте эту дверь, если однажды она откроется сама. Обнимаю. Ольга».</w:t>
       </w:r>
     </w:p>
     <w:p>
@@ -3101,122 +3156,7 @@
           <w:i w:val="0"/>
           <w:sz w:val="22"/>
         </w:rPr>
-        <w:t xml:space="preserve">Дарья: </w:t>
-      </w:r>
-      <w:r>
-        <w:rPr>
-          <w:rFonts w:ascii="Times New Roman" w:hAnsi="Times New Roman" w:eastAsia="Malgun Gothic"/>
-          <w:b w:val="0"/>
-          <w:i w:val="0"/>
-          <w:sz w:val="22"/>
-        </w:rPr>
-        <w:t>Он обещает это с первого дня.</w:t>
-      </w:r>
-    </w:p>
-    <w:p>
-      <w:pPr>
-        <w:spacing w:before="0" w:after="110" w:line="300" w:lineRule="auto"/>
-      </w:pPr>
-      <w:r>
-        <w:rPr>
-          <w:rFonts w:ascii="Times New Roman" w:hAnsi="Times New Roman" w:eastAsia="Malgun Gothic"/>
-          <w:b/>
-          <w:i w:val="0"/>
-          <w:sz w:val="22"/>
-        </w:rPr>
-        <w:t xml:space="preserve">Лёша: </w:t>
-      </w:r>
-      <w:r>
-        <w:rPr>
-          <w:rFonts w:ascii="Times New Roman" w:hAnsi="Times New Roman" w:eastAsia="Malgun Gothic"/>
-          <w:b w:val="0"/>
-          <w:i w:val="0"/>
-          <w:sz w:val="22"/>
-        </w:rPr>
-        <w:t>Зато теперь я знаю, что в Москве «на днях» значит «до зимы». Просто не сказано, до какой.</w:t>
-      </w:r>
-    </w:p>
-    <w:p>
-      <w:pPr>
-        <w:spacing w:before="0" w:after="110" w:line="300" w:lineRule="auto"/>
-      </w:pPr>
-      <w:r>
-        <w:rPr>
-          <w:rFonts w:ascii="Times New Roman" w:hAnsi="Times New Roman" w:eastAsia="Malgun Gothic"/>
-          <w:b/>
-          <w:i w:val="0"/>
-          <w:sz w:val="22"/>
-        </w:rPr>
-        <w:t xml:space="preserve">Дарья: </w:t>
-      </w:r>
-      <w:r>
-        <w:rPr>
-          <w:rFonts w:ascii="Times New Roman" w:hAnsi="Times New Roman" w:eastAsia="Malgun Gothic"/>
-          <w:b w:val="0"/>
-          <w:i w:val="0"/>
-          <w:sz w:val="22"/>
-        </w:rPr>
-        <w:t>Испугался?</w:t>
-      </w:r>
-    </w:p>
-    <w:p>
-      <w:pPr>
-        <w:spacing w:before="0" w:after="110" w:line="300" w:lineRule="auto"/>
-      </w:pPr>
-      <w:r>
-        <w:rPr>
-          <w:rFonts w:ascii="Times New Roman" w:hAnsi="Times New Roman" w:eastAsia="Malgun Gothic"/>
-          <w:b/>
-          <w:i w:val="0"/>
-          <w:sz w:val="22"/>
-        </w:rPr>
-        <w:t xml:space="preserve">Лёша: </w:t>
-      </w:r>
-      <w:r>
-        <w:rPr>
-          <w:rFonts w:ascii="Times New Roman" w:hAnsi="Times New Roman" w:eastAsia="Malgun Gothic"/>
-          <w:b w:val="0"/>
-          <w:i w:val="0"/>
-          <w:sz w:val="22"/>
-        </w:rPr>
-        <w:t>Немного. Но, кажется, впервые не настолько, чтобы это меня остановило.</w:t>
-      </w:r>
-    </w:p>
-    <w:p>
-      <w:pPr>
-        <w:spacing w:before="0" w:after="110" w:line="300" w:lineRule="auto"/>
-      </w:pPr>
-      <w:r>
-        <w:rPr>
-          <w:rFonts w:ascii="Times New Roman" w:hAnsi="Times New Roman" w:eastAsia="Malgun Gothic"/>
-          <w:b/>
-          <w:i w:val="0"/>
-          <w:sz w:val="22"/>
-        </w:rPr>
-        <w:t xml:space="preserve">Дарья: </w:t>
-      </w:r>
-      <w:r>
-        <w:rPr>
-          <w:rFonts w:ascii="Times New Roman" w:hAnsi="Times New Roman" w:eastAsia="Malgun Gothic"/>
-          <w:b w:val="0"/>
-          <w:i w:val="0"/>
-          <w:sz w:val="22"/>
-        </w:rPr>
-        <w:t>Значит, готов сделать следующий шаг?</w:t>
-      </w:r>
-    </w:p>
-    <w:p>
-      <w:pPr>
-        <w:spacing w:before="0" w:after="110" w:line="300" w:lineRule="auto"/>
-      </w:pPr>
-      <w:r>
-        <w:rPr>
-          <w:rFonts w:ascii="Times New Roman" w:hAnsi="Times New Roman" w:eastAsia="Malgun Gothic"/>
-          <w:b/>
-          <w:i w:val="0"/>
-          <w:sz w:val="22"/>
-        </w:rPr>
-        <w:t xml:space="preserve">Лёша: </w:t>
+        <w:t xml:space="preserve">Катя: </w:t>
       </w:r>
       <w:r>
         <w:rPr>
@@ -3226,7 +3166,7 @@
           <w:color w:val="555555"/>
           <w:sz w:val="22"/>
         </w:rPr>
-        <w:t>(смотрит в окно на вечернюю Москву)</w:t>
+        <w:t>(тихо)</w:t>
       </w:r>
       <w:r>
         <w:rPr>
@@ -3235,7 +3175,7 @@
           <w:i w:val="0"/>
           <w:sz w:val="22"/>
         </w:rPr>
-        <w:t xml:space="preserve"> Кажется, да. Не завтра. Но однажды — да.</w:t>
+        <w:t xml:space="preserve"> Даже из колонии она вас подталкивает.</w:t>
       </w:r>
     </w:p>
     <w:p>
@@ -3249,7 +3189,7 @@
           <w:i w:val="0"/>
           <w:sz w:val="22"/>
         </w:rPr>
-        <w:t xml:space="preserve">Дарья: </w:t>
+        <w:t xml:space="preserve">Лёша: </w:t>
       </w:r>
       <w:r>
         <w:rPr>
@@ -3258,7 +3198,7 @@
           <w:i w:val="0"/>
           <w:sz w:val="22"/>
         </w:rPr>
-        <w:t>А «Свет»? Ты ведь не бросишь его.</w:t>
+        <w:t>Она всегда видела на два шага вперёд.</w:t>
       </w:r>
     </w:p>
     <w:p>
@@ -3272,7 +3212,7 @@
           <w:i w:val="0"/>
           <w:sz w:val="22"/>
         </w:rPr>
-        <w:t xml:space="preserve">Лёша: </w:t>
+        <w:t xml:space="preserve">Катя: </w:t>
       </w:r>
       <w:r>
         <w:rPr>
@@ -3281,7 +3221,7 @@
           <w:i w:val="0"/>
           <w:sz w:val="22"/>
         </w:rPr>
-        <w:t>Не брошу. Но, может быть, однажды отойду на шаг — чтобы он остался «Светом», а не моей тенью.</w:t>
+        <w:t>А ей можно ответить? Письма туда доходят?</w:t>
       </w:r>
     </w:p>
     <w:p>
@@ -3295,7 +3235,7 @@
           <w:i w:val="0"/>
           <w:sz w:val="22"/>
         </w:rPr>
-        <w:t xml:space="preserve">Дарья: </w:t>
+        <w:t xml:space="preserve">Лёша: </w:t>
       </w:r>
       <w:r>
         <w:rPr>
@@ -3304,7 +3244,7 @@
           <w:i w:val="0"/>
           <w:sz w:val="22"/>
         </w:rPr>
-        <w:t>Тогда я буду рядом, что бы ты ни выбрал.</w:t>
+        <w:t>Доходят. Медленно и прочитанными. Поэтому напишем так, чтобы цензор тоже узнал что-нибудь полезное.</w:t>
       </w:r>
     </w:p>
     <w:p>
@@ -3318,16 +3258,26 @@
           <w:i w:val="0"/>
           <w:sz w:val="22"/>
         </w:rPr>
-        <w:t xml:space="preserve">Лёша: </w:t>
+        <w:t xml:space="preserve">Катя: </w:t>
       </w:r>
       <w:r>
         <w:rPr>
           <w:rFonts w:ascii="Times New Roman" w:hAnsi="Times New Roman" w:eastAsia="Malgun Gothic"/>
           <w:b w:val="0"/>
-          <w:i w:val="0"/>
-          <w:sz w:val="22"/>
-        </w:rPr>
-        <w:t>Знаю. И это, кажется, единственное, в чём я сейчас уверен на сто процентов.</w:t>
+          <w:i/>
+          <w:color w:val="555555"/>
+          <w:sz w:val="22"/>
+        </w:rPr>
+        <w:t>(достаёт блокнот)</w:t>
+      </w:r>
+      <w:r>
+        <w:rPr>
+          <w:rFonts w:ascii="Times New Roman" w:hAnsi="Times New Roman" w:eastAsia="Malgun Gothic"/>
+          <w:b w:val="0"/>
+          <w:i w:val="0"/>
+          <w:sz w:val="22"/>
+        </w:rPr>
+        <w:t xml:space="preserve"> Тогда начнём с полмиллиона подписей. Пусть цензор знает.</w:t>
       </w:r>
     </w:p>
     <w:p>
@@ -3343,12 +3293,12 @@
           <w:color w:val="1F3864"/>
           <w:sz w:val="26"/>
         </w:rPr>
-        <w:t>핵심 문학 인용</w:t>
+        <w:t>장면 7 — 카탸와의 대화, 조직의 미래</w:t>
       </w:r>
     </w:p>
     <w:p>
       <w:pPr>
-        <w:spacing w:before="0" w:after="120"/>
+        <w:spacing w:before="0" w:after="110" w:line="300" w:lineRule="auto"/>
       </w:pPr>
       <w:r>
         <w:rPr>
@@ -3357,7 +3307,7 @@
           <w:i w:val="0"/>
           <w:sz w:val="22"/>
         </w:rPr>
-        <w:t>Антон Чехов, «Крыжовник» (слова Ивана Иваныча): «Надо, чтобы за дверью каждого довольного, счастливого человека стоял кто-нибудь с молоточком и постоянно напоминал бы стуком, что есть несчастные»</w:t>
+        <w:t xml:space="preserve">Катя: </w:t>
       </w:r>
       <w:r>
         <w:rPr>
@@ -3366,11 +3316,1094 @@
           <w:i w:val="0"/>
           <w:sz w:val="22"/>
         </w:rPr>
-        <w:t xml:space="preserve"> — 한국어 해설: 올가가 옥중 편지에서 인용한다. 20년 동안 '망치를 든 사람'으로 살아온 자신의 자리를 료샤에게 넘기며, 이제는 개인의 문이 아니라 법을 만드는 건물의 벽을 두드리라고, 곧 정치로 나아가라고 에둘러 권한다 (장면 5).</w:t>
+        <w:t>Алексей Николаевич, если вы когда-нибудь решите пойти в политику, что будет со «Светом»?</w:t>
       </w:r>
     </w:p>
     <w:p>
       <w:pPr>
+        <w:spacing w:before="0" w:after="110" w:line="300" w:lineRule="auto"/>
+      </w:pPr>
+      <w:r>
+        <w:rPr>
+          <w:rFonts w:ascii="Times New Roman" w:hAnsi="Times New Roman" w:eastAsia="Malgun Gothic"/>
+          <w:b/>
+          <w:i w:val="0"/>
+          <w:sz w:val="22"/>
+        </w:rPr>
+        <w:t xml:space="preserve">Лёша: </w:t>
+      </w:r>
+      <w:r>
+        <w:rPr>
+          <w:rFonts w:ascii="Times New Roman" w:hAnsi="Times New Roman" w:eastAsia="Malgun Gothic"/>
+          <w:b w:val="0"/>
+          <w:i w:val="0"/>
+          <w:sz w:val="22"/>
+        </w:rPr>
+        <w:t>«Свет» должен остаться правозащитной организацией, что бы ни случилось со мной. Люди должны доверять нам как юристам, а не как политическому инструменту.</w:t>
+      </w:r>
+    </w:p>
+    <w:p>
+      <w:pPr>
+        <w:spacing w:before="0" w:after="110" w:line="300" w:lineRule="auto"/>
+      </w:pPr>
+      <w:r>
+        <w:rPr>
+          <w:rFonts w:ascii="Times New Roman" w:hAnsi="Times New Roman" w:eastAsia="Malgun Gothic"/>
+          <w:b/>
+          <w:i w:val="0"/>
+          <w:sz w:val="22"/>
+        </w:rPr>
+        <w:t xml:space="preserve">Катя: </w:t>
+      </w:r>
+      <w:r>
+        <w:rPr>
+          <w:rFonts w:ascii="Times New Roman" w:hAnsi="Times New Roman" w:eastAsia="Malgun Gothic"/>
+          <w:b w:val="0"/>
+          <w:i w:val="0"/>
+          <w:sz w:val="22"/>
+        </w:rPr>
+        <w:t>Вы уже думаете об этом всерьёз?</w:t>
+      </w:r>
+    </w:p>
+    <w:p>
+      <w:pPr>
+        <w:spacing w:before="0" w:after="110" w:line="300" w:lineRule="auto"/>
+      </w:pPr>
+      <w:r>
+        <w:rPr>
+          <w:rFonts w:ascii="Times New Roman" w:hAnsi="Times New Roman" w:eastAsia="Malgun Gothic"/>
+          <w:b/>
+          <w:i w:val="0"/>
+          <w:sz w:val="22"/>
+        </w:rPr>
+        <w:t xml:space="preserve">Лёша: </w:t>
+      </w:r>
+      <w:r>
+        <w:rPr>
+          <w:rFonts w:ascii="Times New Roman" w:hAnsi="Times New Roman" w:eastAsia="Malgun Gothic"/>
+          <w:b w:val="0"/>
+          <w:i/>
+          <w:color w:val="555555"/>
+          <w:sz w:val="22"/>
+        </w:rPr>
+        <w:t>(долгая пауза)</w:t>
+      </w:r>
+      <w:r>
+        <w:rPr>
+          <w:rFonts w:ascii="Times New Roman" w:hAnsi="Times New Roman" w:eastAsia="Malgun Gothic"/>
+          <w:b w:val="0"/>
+          <w:i w:val="0"/>
+          <w:sz w:val="22"/>
+        </w:rPr>
+        <w:t xml:space="preserve"> Начинаю думать. Не потому, что хочу власти, Катя. А потому, что вижу: сколько бы дел мы ни выиграли по отдельности, система, которая их порождает, остаётся нетронутой.</w:t>
+      </w:r>
+    </w:p>
+    <w:p>
+      <w:pPr>
+        <w:spacing w:before="0" w:after="110" w:line="300" w:lineRule="auto"/>
+      </w:pPr>
+      <w:r>
+        <w:rPr>
+          <w:rFonts w:ascii="Times New Roman" w:hAnsi="Times New Roman" w:eastAsia="Malgun Gothic"/>
+          <w:b/>
+          <w:i w:val="0"/>
+          <w:sz w:val="22"/>
+        </w:rPr>
+        <w:t xml:space="preserve">Катя: </w:t>
+      </w:r>
+      <w:r>
+        <w:rPr>
+          <w:rFonts w:ascii="Times New Roman" w:hAnsi="Times New Roman" w:eastAsia="Malgun Gothic"/>
+          <w:b w:val="0"/>
+          <w:i w:val="0"/>
+          <w:sz w:val="22"/>
+        </w:rPr>
+        <w:t>А что бы сказал на это Быков?</w:t>
+      </w:r>
+    </w:p>
+    <w:p>
+      <w:pPr>
+        <w:spacing w:before="0" w:after="110" w:line="300" w:lineRule="auto"/>
+      </w:pPr>
+      <w:r>
+        <w:rPr>
+          <w:rFonts w:ascii="Times New Roman" w:hAnsi="Times New Roman" w:eastAsia="Malgun Gothic"/>
+          <w:b/>
+          <w:i w:val="0"/>
+          <w:sz w:val="22"/>
+        </w:rPr>
+        <w:t xml:space="preserve">Лёша: </w:t>
+      </w:r>
+      <w:r>
+        <w:rPr>
+          <w:rFonts w:ascii="Times New Roman" w:hAnsi="Times New Roman" w:eastAsia="Malgun Gothic"/>
+          <w:b w:val="0"/>
+          <w:i/>
+          <w:color w:val="555555"/>
+          <w:sz w:val="22"/>
+        </w:rPr>
+        <w:t>(слабая улыбка)</w:t>
+      </w:r>
+      <w:r>
+        <w:rPr>
+          <w:rFonts w:ascii="Times New Roman" w:hAnsi="Times New Roman" w:eastAsia="Malgun Gothic"/>
+          <w:b w:val="0"/>
+          <w:i w:val="0"/>
+          <w:sz w:val="22"/>
+        </w:rPr>
+        <w:t xml:space="preserve"> Он бы сказал: «Осторожно, Алексей». А потом, наверное, помог бы мне собрать документы для регистрации партии.</w:t>
+      </w:r>
+    </w:p>
+    <w:p>
+      <w:pPr>
+        <w:spacing w:before="0" w:after="110" w:line="300" w:lineRule="auto"/>
+      </w:pPr>
+      <w:r>
+        <w:rPr>
+          <w:rFonts w:ascii="Times New Roman" w:hAnsi="Times New Roman" w:eastAsia="Malgun Gothic"/>
+          <w:b/>
+          <w:i w:val="0"/>
+          <w:sz w:val="22"/>
+        </w:rPr>
+        <w:t xml:space="preserve">Катя: </w:t>
+      </w:r>
+      <w:r>
+        <w:rPr>
+          <w:rFonts w:ascii="Times New Roman" w:hAnsi="Times New Roman" w:eastAsia="Malgun Gothic"/>
+          <w:b w:val="0"/>
+          <w:i w:val="0"/>
+          <w:sz w:val="22"/>
+        </w:rPr>
+        <w:t>Но если «Свет» останется без вас — кто его поведёт?</w:t>
+      </w:r>
+    </w:p>
+    <w:p>
+      <w:pPr>
+        <w:spacing w:before="0" w:after="110" w:line="300" w:lineRule="auto"/>
+      </w:pPr>
+      <w:r>
+        <w:rPr>
+          <w:rFonts w:ascii="Times New Roman" w:hAnsi="Times New Roman" w:eastAsia="Malgun Gothic"/>
+          <w:b/>
+          <w:i w:val="0"/>
+          <w:sz w:val="22"/>
+        </w:rPr>
+        <w:t xml:space="preserve">Лёша: </w:t>
+      </w:r>
+      <w:r>
+        <w:rPr>
+          <w:rFonts w:ascii="Times New Roman" w:hAnsi="Times New Roman" w:eastAsia="Malgun Gothic"/>
+          <w:b w:val="0"/>
+          <w:i w:val="0"/>
+          <w:sz w:val="22"/>
+        </w:rPr>
+        <w:t>Те, кто его и так ведёт, Катя. Ты всех волонтёров помнишь по именам. Я — от силы половину.</w:t>
+      </w:r>
+    </w:p>
+    <w:p>
+      <w:pPr>
+        <w:spacing w:before="0" w:after="110" w:line="300" w:lineRule="auto"/>
+      </w:pPr>
+      <w:r>
+        <w:rPr>
+          <w:rFonts w:ascii="Times New Roman" w:hAnsi="Times New Roman" w:eastAsia="Malgun Gothic"/>
+          <w:b/>
+          <w:i w:val="0"/>
+          <w:sz w:val="22"/>
+        </w:rPr>
+        <w:t xml:space="preserve">Катя: </w:t>
+      </w:r>
+      <w:r>
+        <w:rPr>
+          <w:rFonts w:ascii="Times New Roman" w:hAnsi="Times New Roman" w:eastAsia="Malgun Gothic"/>
+          <w:b w:val="0"/>
+          <w:i/>
+          <w:color w:val="555555"/>
+          <w:sz w:val="22"/>
+        </w:rPr>
+        <w:t>(смущённо)</w:t>
+      </w:r>
+      <w:r>
+        <w:rPr>
+          <w:rFonts w:ascii="Times New Roman" w:hAnsi="Times New Roman" w:eastAsia="Malgun Gothic"/>
+          <w:b w:val="0"/>
+          <w:i w:val="0"/>
+          <w:sz w:val="22"/>
+        </w:rPr>
+        <w:t xml:space="preserve"> Я ещё только на четвёртом курсе.</w:t>
+      </w:r>
+    </w:p>
+    <w:p>
+      <w:pPr>
+        <w:spacing w:before="0" w:after="110" w:line="300" w:lineRule="auto"/>
+      </w:pPr>
+      <w:r>
+        <w:rPr>
+          <w:rFonts w:ascii="Times New Roman" w:hAnsi="Times New Roman" w:eastAsia="Malgun Gothic"/>
+          <w:b/>
+          <w:i w:val="0"/>
+          <w:sz w:val="22"/>
+        </w:rPr>
+        <w:t xml:space="preserve">Лёша: </w:t>
+      </w:r>
+      <w:r>
+        <w:rPr>
+          <w:rFonts w:ascii="Times New Roman" w:hAnsi="Times New Roman" w:eastAsia="Malgun Gothic"/>
+          <w:b w:val="0"/>
+          <w:i w:val="0"/>
+          <w:sz w:val="22"/>
+        </w:rPr>
+        <w:t>Я в твоём возрасте даже не знал, где в реестре кипрские компании. Ты знаешь.</w:t>
+      </w:r>
+    </w:p>
+    <w:p>
+      <w:pPr>
+        <w:spacing w:before="0" w:after="110" w:line="300" w:lineRule="auto"/>
+      </w:pPr>
+      <w:r>
+        <w:rPr>
+          <w:rFonts w:ascii="Times New Roman" w:hAnsi="Times New Roman" w:eastAsia="Malgun Gothic"/>
+          <w:b/>
+          <w:i w:val="0"/>
+          <w:sz w:val="22"/>
+        </w:rPr>
+        <w:t xml:space="preserve">Катя: </w:t>
+      </w:r>
+      <w:r>
+        <w:rPr>
+          <w:rFonts w:ascii="Times New Roman" w:hAnsi="Times New Roman" w:eastAsia="Malgun Gothic"/>
+          <w:b w:val="0"/>
+          <w:i w:val="0"/>
+          <w:sz w:val="22"/>
+        </w:rPr>
+        <w:t>Это не одно и то же.</w:t>
+      </w:r>
+    </w:p>
+    <w:p>
+      <w:pPr>
+        <w:spacing w:before="0" w:after="110" w:line="300" w:lineRule="auto"/>
+      </w:pPr>
+      <w:r>
+        <w:rPr>
+          <w:rFonts w:ascii="Times New Roman" w:hAnsi="Times New Roman" w:eastAsia="Malgun Gothic"/>
+          <w:b/>
+          <w:i w:val="0"/>
+          <w:sz w:val="22"/>
+        </w:rPr>
+        <w:t xml:space="preserve">Лёша: </w:t>
+      </w:r>
+      <w:r>
+        <w:rPr>
+          <w:rFonts w:ascii="Times New Roman" w:hAnsi="Times New Roman" w:eastAsia="Malgun Gothic"/>
+          <w:b w:val="0"/>
+          <w:i w:val="0"/>
+          <w:sz w:val="22"/>
+        </w:rPr>
+        <w:t>Одно. Всё начинается с того, что кто-то знает, где искать.</w:t>
+      </w:r>
+    </w:p>
+    <w:p>
+      <w:pPr>
+        <w:spacing w:before="0" w:after="110" w:line="300" w:lineRule="auto"/>
+      </w:pPr>
+      <w:r>
+        <w:rPr>
+          <w:rFonts w:ascii="Times New Roman" w:hAnsi="Times New Roman" w:eastAsia="Malgun Gothic"/>
+          <w:b/>
+          <w:i w:val="0"/>
+          <w:sz w:val="22"/>
+        </w:rPr>
+        <w:t xml:space="preserve">Катя: </w:t>
+      </w:r>
+      <w:r>
+        <w:rPr>
+          <w:rFonts w:ascii="Times New Roman" w:hAnsi="Times New Roman" w:eastAsia="Malgun Gothic"/>
+          <w:b w:val="0"/>
+          <w:i w:val="0"/>
+          <w:sz w:val="22"/>
+        </w:rPr>
+        <w:t>А Павел Геннадьевич? Он ведь звонил вчера. И позавчера.</w:t>
+      </w:r>
+    </w:p>
+    <w:p>
+      <w:pPr>
+        <w:spacing w:before="0" w:after="110" w:line="300" w:lineRule="auto"/>
+      </w:pPr>
+      <w:r>
+        <w:rPr>
+          <w:rFonts w:ascii="Times New Roman" w:hAnsi="Times New Roman" w:eastAsia="Malgun Gothic"/>
+          <w:b w:val="0"/>
+          <w:i/>
+          <w:color w:val="555555"/>
+          <w:sz w:val="22"/>
+        </w:rPr>
+        <w:t>(на экране телефона Лёши — пропущенный вызов: «Паша»; Лёша, помедлив, убирает телефон в карман)</w:t>
+      </w:r>
+    </w:p>
+    <w:p>
+      <w:pPr>
+        <w:spacing w:before="0" w:after="110" w:line="300" w:lineRule="auto"/>
+      </w:pPr>
+      <w:r>
+        <w:rPr>
+          <w:rFonts w:ascii="Times New Roman" w:hAnsi="Times New Roman" w:eastAsia="Malgun Gothic"/>
+          <w:b/>
+          <w:i w:val="0"/>
+          <w:sz w:val="22"/>
+        </w:rPr>
+        <w:t xml:space="preserve">Лёша: </w:t>
+      </w:r>
+      <w:r>
+        <w:rPr>
+          <w:rFonts w:ascii="Times New Roman" w:hAnsi="Times New Roman" w:eastAsia="Malgun Gothic"/>
+          <w:b w:val="0"/>
+          <w:i w:val="0"/>
+          <w:sz w:val="22"/>
+        </w:rPr>
+        <w:t>Не сейчас, Катя.</w:t>
+      </w:r>
+    </w:p>
+    <w:p>
+      <w:pPr>
+        <w:spacing w:before="0" w:after="110" w:line="300" w:lineRule="auto"/>
+      </w:pPr>
+      <w:r>
+        <w:rPr>
+          <w:rFonts w:ascii="Times New Roman" w:hAnsi="Times New Roman" w:eastAsia="Malgun Gothic"/>
+          <w:b/>
+          <w:i w:val="0"/>
+          <w:sz w:val="22"/>
+        </w:rPr>
+        <w:t xml:space="preserve">Катя: </w:t>
+      </w:r>
+      <w:r>
+        <w:rPr>
+          <w:rFonts w:ascii="Times New Roman" w:hAnsi="Times New Roman" w:eastAsia="Malgun Gothic"/>
+          <w:b w:val="0"/>
+          <w:i/>
+          <w:color w:val="555555"/>
+          <w:sz w:val="22"/>
+        </w:rPr>
+        <w:t>(тихо)</w:t>
+      </w:r>
+      <w:r>
+        <w:rPr>
+          <w:rFonts w:ascii="Times New Roman" w:hAnsi="Times New Roman" w:eastAsia="Malgun Gothic"/>
+          <w:b w:val="0"/>
+          <w:i w:val="0"/>
+          <w:sz w:val="22"/>
+        </w:rPr>
+        <w:t xml:space="preserve"> Хорошо. Просто… он звонит третий раз. Может, что-то важное.</w:t>
+      </w:r>
+    </w:p>
+    <w:p>
+      <w:pPr>
+        <w:spacing w:before="0" w:after="110" w:line="300" w:lineRule="auto"/>
+      </w:pPr>
+      <w:r>
+        <w:rPr>
+          <w:rFonts w:ascii="Times New Roman" w:hAnsi="Times New Roman" w:eastAsia="Malgun Gothic"/>
+          <w:b/>
+          <w:i w:val="0"/>
+          <w:sz w:val="22"/>
+        </w:rPr>
+        <w:t xml:space="preserve">Лёша: </w:t>
+      </w:r>
+      <w:r>
+        <w:rPr>
+          <w:rFonts w:ascii="Times New Roman" w:hAnsi="Times New Roman" w:eastAsia="Malgun Gothic"/>
+          <w:b w:val="0"/>
+          <w:i/>
+          <w:color w:val="555555"/>
+          <w:sz w:val="22"/>
+        </w:rPr>
+        <w:t>(пауза)</w:t>
+      </w:r>
+      <w:r>
+        <w:rPr>
+          <w:rFonts w:ascii="Times New Roman" w:hAnsi="Times New Roman" w:eastAsia="Malgun Gothic"/>
+          <w:b w:val="0"/>
+          <w:i w:val="0"/>
+          <w:sz w:val="22"/>
+        </w:rPr>
+        <w:t xml:space="preserve"> Может быть. Но я пока не готов слушать, Катя. Когда буду — перезвоню сам.</w:t>
+      </w:r>
+    </w:p>
+    <w:p>
+      <w:pPr>
+        <w:keepNext/>
+        <w:spacing w:before="320" w:after="140"/>
+      </w:pPr>
+      <w:r>
+        <w:rPr>
+          <w:rFonts w:ascii="Times New Roman" w:hAnsi="Times New Roman" w:eastAsia="Malgun Gothic"/>
+          <w:b/>
+          <w:i w:val="0"/>
+          <w:color w:val="1F3864"/>
+          <w:sz w:val="26"/>
+        </w:rPr>
+        <w:t>장면 8 — 아키모프의 전화</w:t>
+      </w:r>
+    </w:p>
+    <w:p>
+      <w:pPr>
+        <w:spacing w:before="0" w:after="110" w:line="300" w:lineRule="auto"/>
+      </w:pPr>
+      <w:r>
+        <w:rPr>
+          <w:rFonts w:ascii="Times New Roman" w:hAnsi="Times New Roman" w:eastAsia="Malgun Gothic"/>
+          <w:b/>
+          <w:i w:val="0"/>
+          <w:sz w:val="22"/>
+        </w:rPr>
+        <w:t xml:space="preserve">Акимов: </w:t>
+      </w:r>
+      <w:r>
+        <w:rPr>
+          <w:rFonts w:ascii="Times New Roman" w:hAnsi="Times New Roman" w:eastAsia="Malgun Gothic"/>
+          <w:b w:val="0"/>
+          <w:i/>
+          <w:color w:val="555555"/>
+          <w:sz w:val="22"/>
+        </w:rPr>
+        <w:t>(по телефону)</w:t>
+      </w:r>
+      <w:r>
+        <w:rPr>
+          <w:rFonts w:ascii="Times New Roman" w:hAnsi="Times New Roman" w:eastAsia="Malgun Gothic"/>
+          <w:b w:val="0"/>
+          <w:i w:val="0"/>
+          <w:sz w:val="22"/>
+        </w:rPr>
+        <w:t xml:space="preserve"> Алексей Николаевич, смотрел вас вчера по Первому. Прилично держались. Для государственного канала — даже неприлично.</w:t>
+      </w:r>
+    </w:p>
+    <w:p>
+      <w:pPr>
+        <w:spacing w:before="0" w:after="110" w:line="300" w:lineRule="auto"/>
+      </w:pPr>
+      <w:r>
+        <w:rPr>
+          <w:rFonts w:ascii="Times New Roman" w:hAnsi="Times New Roman" w:eastAsia="Malgun Gothic"/>
+          <w:b/>
+          <w:i w:val="0"/>
+          <w:sz w:val="22"/>
+        </w:rPr>
+        <w:t xml:space="preserve">Лёша: </w:t>
+      </w:r>
+      <w:r>
+        <w:rPr>
+          <w:rFonts w:ascii="Times New Roman" w:hAnsi="Times New Roman" w:eastAsia="Malgun Gothic"/>
+          <w:b w:val="0"/>
+          <w:i w:val="0"/>
+          <w:sz w:val="22"/>
+        </w:rPr>
+        <w:t>Борис Дмитриевич. Я как раз хотел вам позвонить. Помните ваше условие? Не лезть в политику раньше времени.</w:t>
+      </w:r>
+    </w:p>
+    <w:p>
+      <w:pPr>
+        <w:spacing w:before="0" w:after="110" w:line="300" w:lineRule="auto"/>
+      </w:pPr>
+      <w:r>
+        <w:rPr>
+          <w:rFonts w:ascii="Times New Roman" w:hAnsi="Times New Roman" w:eastAsia="Malgun Gothic"/>
+          <w:b/>
+          <w:i w:val="0"/>
+          <w:sz w:val="22"/>
+        </w:rPr>
+        <w:t xml:space="preserve">Акимов: </w:t>
+      </w:r>
+      <w:r>
+        <w:rPr>
+          <w:rFonts w:ascii="Times New Roman" w:hAnsi="Times New Roman" w:eastAsia="Malgun Gothic"/>
+          <w:b w:val="0"/>
+          <w:i w:val="0"/>
+          <w:sz w:val="22"/>
+        </w:rPr>
+        <w:t>Помню. И помню, что вы спросили, как понять, что время пришло.</w:t>
+      </w:r>
+    </w:p>
+    <w:p>
+      <w:pPr>
+        <w:spacing w:before="0" w:after="110" w:line="300" w:lineRule="auto"/>
+      </w:pPr>
+      <w:r>
+        <w:rPr>
+          <w:rFonts w:ascii="Times New Roman" w:hAnsi="Times New Roman" w:eastAsia="Malgun Gothic"/>
+          <w:b/>
+          <w:i w:val="0"/>
+          <w:sz w:val="22"/>
+        </w:rPr>
+        <w:t xml:space="preserve">Лёша: </w:t>
+      </w:r>
+      <w:r>
+        <w:rPr>
+          <w:rFonts w:ascii="Times New Roman" w:hAnsi="Times New Roman" w:eastAsia="Malgun Gothic"/>
+          <w:b w:val="0"/>
+          <w:i w:val="0"/>
+          <w:sz w:val="22"/>
+        </w:rPr>
+        <w:t>Вы сказали: когда люди сами попросят открыть эту дверь.</w:t>
+      </w:r>
+    </w:p>
+    <w:p>
+      <w:pPr>
+        <w:spacing w:before="0" w:after="110" w:line="300" w:lineRule="auto"/>
+      </w:pPr>
+      <w:r>
+        <w:rPr>
+          <w:rFonts w:ascii="Times New Roman" w:hAnsi="Times New Roman" w:eastAsia="Malgun Gothic"/>
+          <w:b/>
+          <w:i w:val="0"/>
+          <w:sz w:val="22"/>
+        </w:rPr>
+        <w:t xml:space="preserve">Акимов: </w:t>
+      </w:r>
+      <w:r>
+        <w:rPr>
+          <w:rFonts w:ascii="Times New Roman" w:hAnsi="Times New Roman" w:eastAsia="Malgun Gothic"/>
+          <w:b w:val="0"/>
+          <w:i/>
+          <w:color w:val="555555"/>
+          <w:sz w:val="22"/>
+        </w:rPr>
+        <w:t>(пауза)</w:t>
+      </w:r>
+      <w:r>
+        <w:rPr>
+          <w:rFonts w:ascii="Times New Roman" w:hAnsi="Times New Roman" w:eastAsia="Malgun Gothic"/>
+          <w:b w:val="0"/>
+          <w:i w:val="0"/>
+          <w:sz w:val="22"/>
+        </w:rPr>
+        <w:t xml:space="preserve"> Полмиллиона подписей, молодой человек, — это не политтехнологи и не журналисты. Это люди. Решать вам. Но я своё условие снимаю.</w:t>
+      </w:r>
+    </w:p>
+    <w:p>
+      <w:pPr>
+        <w:spacing w:before="0" w:after="110" w:line="300" w:lineRule="auto"/>
+      </w:pPr>
+      <w:r>
+        <w:rPr>
+          <w:rFonts w:ascii="Times New Roman" w:hAnsi="Times New Roman" w:eastAsia="Malgun Gothic"/>
+          <w:b/>
+          <w:i w:val="0"/>
+          <w:sz w:val="22"/>
+        </w:rPr>
+        <w:t xml:space="preserve">Лёша: </w:t>
+      </w:r>
+      <w:r>
+        <w:rPr>
+          <w:rFonts w:ascii="Times New Roman" w:hAnsi="Times New Roman" w:eastAsia="Malgun Gothic"/>
+          <w:b w:val="0"/>
+          <w:i w:val="0"/>
+          <w:sz w:val="22"/>
+        </w:rPr>
+        <w:t>Спасибо. Хотя, кажется, именно этого я и боялся услышать.</w:t>
+      </w:r>
+    </w:p>
+    <w:p>
+      <w:pPr>
+        <w:spacing w:before="0" w:after="110" w:line="300" w:lineRule="auto"/>
+      </w:pPr>
+      <w:r>
+        <w:rPr>
+          <w:rFonts w:ascii="Times New Roman" w:hAnsi="Times New Roman" w:eastAsia="Malgun Gothic"/>
+          <w:b/>
+          <w:i w:val="0"/>
+          <w:sz w:val="22"/>
+        </w:rPr>
+        <w:t xml:space="preserve">Акимов: </w:t>
+      </w:r>
+      <w:r>
+        <w:rPr>
+          <w:rFonts w:ascii="Times New Roman" w:hAnsi="Times New Roman" w:eastAsia="Malgun Gothic"/>
+          <w:b w:val="0"/>
+          <w:i w:val="0"/>
+          <w:sz w:val="22"/>
+        </w:rPr>
+        <w:t>Значит, вы к этому готовы лучше, чем думаете. Тот, кто рвётся в эту дверь, обычно не готов.</w:t>
+      </w:r>
+    </w:p>
+    <w:p>
+      <w:pPr>
+        <w:spacing w:before="0" w:after="110" w:line="300" w:lineRule="auto"/>
+      </w:pPr>
+      <w:r>
+        <w:rPr>
+          <w:rFonts w:ascii="Times New Roman" w:hAnsi="Times New Roman" w:eastAsia="Malgun Gothic"/>
+          <w:b/>
+          <w:i w:val="0"/>
+          <w:sz w:val="22"/>
+        </w:rPr>
+        <w:t xml:space="preserve">Лёша: </w:t>
+      </w:r>
+      <w:r>
+        <w:rPr>
+          <w:rFonts w:ascii="Times New Roman" w:hAnsi="Times New Roman" w:eastAsia="Malgun Gothic"/>
+          <w:b w:val="0"/>
+          <w:i w:val="0"/>
+          <w:sz w:val="22"/>
+        </w:rPr>
+        <w:t>А если я ошибусь? Если через год выяснится, что я погубил и «Свет», и себя?</w:t>
+      </w:r>
+    </w:p>
+    <w:p>
+      <w:pPr>
+        <w:spacing w:before="0" w:after="110" w:line="300" w:lineRule="auto"/>
+      </w:pPr>
+      <w:r>
+        <w:rPr>
+          <w:rFonts w:ascii="Times New Roman" w:hAnsi="Times New Roman" w:eastAsia="Malgun Gothic"/>
+          <w:b/>
+          <w:i w:val="0"/>
+          <w:sz w:val="22"/>
+        </w:rPr>
+        <w:t xml:space="preserve">Акимов: </w:t>
+      </w:r>
+      <w:r>
+        <w:rPr>
+          <w:rFonts w:ascii="Times New Roman" w:hAnsi="Times New Roman" w:eastAsia="Malgun Gothic"/>
+          <w:b w:val="0"/>
+          <w:i w:val="0"/>
+          <w:sz w:val="22"/>
+        </w:rPr>
+        <w:t>Тогда будете ошибаться, как все порядочные люди, — открыто и с последствиями для себя. Непорядочные ошибаются тайно и с последствиями для других. Выбирайте первое.</w:t>
+      </w:r>
+    </w:p>
+    <w:p>
+      <w:pPr>
+        <w:spacing w:before="0" w:after="110" w:line="300" w:lineRule="auto"/>
+      </w:pPr>
+      <w:r>
+        <w:rPr>
+          <w:rFonts w:ascii="Times New Roman" w:hAnsi="Times New Roman" w:eastAsia="Malgun Gothic"/>
+          <w:b/>
+          <w:i w:val="0"/>
+          <w:sz w:val="22"/>
+        </w:rPr>
+        <w:t xml:space="preserve">Лёша: </w:t>
+      </w:r>
+      <w:r>
+        <w:rPr>
+          <w:rFonts w:ascii="Times New Roman" w:hAnsi="Times New Roman" w:eastAsia="Malgun Gothic"/>
+          <w:b w:val="0"/>
+          <w:i w:val="0"/>
+          <w:sz w:val="22"/>
+        </w:rPr>
+        <w:t>Запомню, Борис Дмитриевич. Как и ваше условие.</w:t>
+      </w:r>
+    </w:p>
+    <w:p>
+      <w:pPr>
+        <w:spacing w:before="0" w:after="110" w:line="300" w:lineRule="auto"/>
+      </w:pPr>
+      <w:r>
+        <w:rPr>
+          <w:rFonts w:ascii="Times New Roman" w:hAnsi="Times New Roman" w:eastAsia="Malgun Gothic"/>
+          <w:b/>
+          <w:i w:val="0"/>
+          <w:sz w:val="22"/>
+        </w:rPr>
+        <w:t xml:space="preserve">Акимов: </w:t>
+      </w:r>
+      <w:r>
+        <w:rPr>
+          <w:rFonts w:ascii="Times New Roman" w:hAnsi="Times New Roman" w:eastAsia="Malgun Gothic"/>
+          <w:b w:val="0"/>
+          <w:i/>
+          <w:color w:val="555555"/>
+          <w:sz w:val="22"/>
+        </w:rPr>
+        <w:t>(смеётся в трубку)</w:t>
+      </w:r>
+      <w:r>
+        <w:rPr>
+          <w:rFonts w:ascii="Times New Roman" w:hAnsi="Times New Roman" w:eastAsia="Malgun Gothic"/>
+          <w:b w:val="0"/>
+          <w:i w:val="0"/>
+          <w:sz w:val="22"/>
+        </w:rPr>
+        <w:t xml:space="preserve"> Условие я снял. А это — не условие. Это просто совет старика.</w:t>
+      </w:r>
+    </w:p>
+    <w:p>
+      <w:pPr>
+        <w:keepNext/>
+        <w:spacing w:before="320" w:after="140"/>
+      </w:pPr>
+      <w:r>
+        <w:rPr>
+          <w:rFonts w:ascii="Times New Roman" w:hAnsi="Times New Roman" w:eastAsia="Malgun Gothic"/>
+          <w:b/>
+          <w:i w:val="0"/>
+          <w:color w:val="1F3864"/>
+          <w:sz w:val="26"/>
+        </w:rPr>
+        <w:t>장면 9 — 마무리, 저녁 모스크바가 보이는 창가</w:t>
+      </w:r>
+    </w:p>
+    <w:p>
+      <w:pPr>
+        <w:spacing w:before="0" w:after="110" w:line="300" w:lineRule="auto"/>
+      </w:pPr>
+      <w:r>
+        <w:rPr>
+          <w:rFonts w:ascii="Times New Roman" w:hAnsi="Times New Roman" w:eastAsia="Malgun Gothic"/>
+          <w:b/>
+          <w:i w:val="0"/>
+          <w:sz w:val="22"/>
+        </w:rPr>
+        <w:t xml:space="preserve">Дарья: </w:t>
+      </w:r>
+      <w:r>
+        <w:rPr>
+          <w:rFonts w:ascii="Times New Roman" w:hAnsi="Times New Roman" w:eastAsia="Malgun Gothic"/>
+          <w:b w:val="0"/>
+          <w:i w:val="0"/>
+          <w:sz w:val="22"/>
+        </w:rPr>
+        <w:t>О чём думаешь?</w:t>
+      </w:r>
+    </w:p>
+    <w:p>
+      <w:pPr>
+        <w:spacing w:before="0" w:after="110" w:line="300" w:lineRule="auto"/>
+      </w:pPr>
+      <w:r>
+        <w:rPr>
+          <w:rFonts w:ascii="Times New Roman" w:hAnsi="Times New Roman" w:eastAsia="Malgun Gothic"/>
+          <w:b/>
+          <w:i w:val="0"/>
+          <w:sz w:val="22"/>
+        </w:rPr>
+        <w:t xml:space="preserve">Лёша: </w:t>
+      </w:r>
+      <w:r>
+        <w:rPr>
+          <w:rFonts w:ascii="Times New Roman" w:hAnsi="Times New Roman" w:eastAsia="Malgun Gothic"/>
+          <w:b w:val="0"/>
+          <w:i w:val="0"/>
+          <w:sz w:val="22"/>
+        </w:rPr>
+        <w:t>О том, как далеко всё зашло. Полтора года назад я был провинциальным адвокатом в Новокруцке. Меньше года назад расставлял здесь вёдра под протекающим потолком. А теперь меня зовут на федеральное телевидение и предлагают идти в политику.</w:t>
+      </w:r>
+    </w:p>
+    <w:p>
+      <w:pPr>
+        <w:spacing w:before="0" w:after="110" w:line="300" w:lineRule="auto"/>
+      </w:pPr>
+      <w:r>
+        <w:rPr>
+          <w:rFonts w:ascii="Times New Roman" w:hAnsi="Times New Roman" w:eastAsia="Malgun Gothic"/>
+          <w:b/>
+          <w:i w:val="0"/>
+          <w:sz w:val="22"/>
+        </w:rPr>
+        <w:t xml:space="preserve">Дарья: </w:t>
+      </w:r>
+      <w:r>
+        <w:rPr>
+          <w:rFonts w:ascii="Times New Roman" w:hAnsi="Times New Roman" w:eastAsia="Malgun Gothic"/>
+          <w:b w:val="0"/>
+          <w:i w:val="0"/>
+          <w:sz w:val="22"/>
+        </w:rPr>
+        <w:t>Кстати, потолок так и не починили.</w:t>
+      </w:r>
+    </w:p>
+    <w:p>
+      <w:pPr>
+        <w:spacing w:before="0" w:after="110" w:line="300" w:lineRule="auto"/>
+      </w:pPr>
+      <w:r>
+        <w:rPr>
+          <w:rFonts w:ascii="Times New Roman" w:hAnsi="Times New Roman" w:eastAsia="Malgun Gothic"/>
+          <w:b/>
+          <w:i w:val="0"/>
+          <w:sz w:val="22"/>
+        </w:rPr>
+        <w:t xml:space="preserve">Лёша: </w:t>
+      </w:r>
+      <w:r>
+        <w:rPr>
+          <w:rFonts w:ascii="Times New Roman" w:hAnsi="Times New Roman" w:eastAsia="Malgun Gothic"/>
+          <w:b w:val="0"/>
+          <w:i/>
+          <w:color w:val="555555"/>
+          <w:sz w:val="22"/>
+        </w:rPr>
+        <w:t>(смеётся)</w:t>
+      </w:r>
+      <w:r>
+        <w:rPr>
+          <w:rFonts w:ascii="Times New Roman" w:hAnsi="Times New Roman" w:eastAsia="Malgun Gothic"/>
+          <w:b w:val="0"/>
+          <w:i w:val="0"/>
+          <w:sz w:val="22"/>
+        </w:rPr>
+        <w:t xml:space="preserve"> Кровельщик обещал к понедельнику.</w:t>
+      </w:r>
+    </w:p>
+    <w:p>
+      <w:pPr>
+        <w:spacing w:before="0" w:after="110" w:line="300" w:lineRule="auto"/>
+      </w:pPr>
+      <w:r>
+        <w:rPr>
+          <w:rFonts w:ascii="Times New Roman" w:hAnsi="Times New Roman" w:eastAsia="Malgun Gothic"/>
+          <w:b/>
+          <w:i w:val="0"/>
+          <w:sz w:val="22"/>
+        </w:rPr>
+        <w:t xml:space="preserve">Дарья: </w:t>
+      </w:r>
+      <w:r>
+        <w:rPr>
+          <w:rFonts w:ascii="Times New Roman" w:hAnsi="Times New Roman" w:eastAsia="Malgun Gothic"/>
+          <w:b w:val="0"/>
+          <w:i w:val="0"/>
+          <w:sz w:val="22"/>
+        </w:rPr>
+        <w:t>Он обещает это с первого дня.</w:t>
+      </w:r>
+    </w:p>
+    <w:p>
+      <w:pPr>
+        <w:spacing w:before="0" w:after="110" w:line="300" w:lineRule="auto"/>
+      </w:pPr>
+      <w:r>
+        <w:rPr>
+          <w:rFonts w:ascii="Times New Roman" w:hAnsi="Times New Roman" w:eastAsia="Malgun Gothic"/>
+          <w:b/>
+          <w:i w:val="0"/>
+          <w:sz w:val="22"/>
+        </w:rPr>
+        <w:t xml:space="preserve">Лёша: </w:t>
+      </w:r>
+      <w:r>
+        <w:rPr>
+          <w:rFonts w:ascii="Times New Roman" w:hAnsi="Times New Roman" w:eastAsia="Malgun Gothic"/>
+          <w:b w:val="0"/>
+          <w:i w:val="0"/>
+          <w:sz w:val="22"/>
+        </w:rPr>
+        <w:t>Зато теперь я знаю, что в Москве «на днях» значит «до зимы». Просто не сказано, до какой.</w:t>
+      </w:r>
+    </w:p>
+    <w:p>
+      <w:pPr>
+        <w:spacing w:before="0" w:after="110" w:line="300" w:lineRule="auto"/>
+      </w:pPr>
+      <w:r>
+        <w:rPr>
+          <w:rFonts w:ascii="Times New Roman" w:hAnsi="Times New Roman" w:eastAsia="Malgun Gothic"/>
+          <w:b/>
+          <w:i w:val="0"/>
+          <w:sz w:val="22"/>
+        </w:rPr>
+        <w:t xml:space="preserve">Дарья: </w:t>
+      </w:r>
+      <w:r>
+        <w:rPr>
+          <w:rFonts w:ascii="Times New Roman" w:hAnsi="Times New Roman" w:eastAsia="Malgun Gothic"/>
+          <w:b w:val="0"/>
+          <w:i w:val="0"/>
+          <w:sz w:val="22"/>
+        </w:rPr>
+        <w:t>Испугался?</w:t>
+      </w:r>
+    </w:p>
+    <w:p>
+      <w:pPr>
+        <w:spacing w:before="0" w:after="110" w:line="300" w:lineRule="auto"/>
+      </w:pPr>
+      <w:r>
+        <w:rPr>
+          <w:rFonts w:ascii="Times New Roman" w:hAnsi="Times New Roman" w:eastAsia="Malgun Gothic"/>
+          <w:b/>
+          <w:i w:val="0"/>
+          <w:sz w:val="22"/>
+        </w:rPr>
+        <w:t xml:space="preserve">Лёша: </w:t>
+      </w:r>
+      <w:r>
+        <w:rPr>
+          <w:rFonts w:ascii="Times New Roman" w:hAnsi="Times New Roman" w:eastAsia="Malgun Gothic"/>
+          <w:b w:val="0"/>
+          <w:i w:val="0"/>
+          <w:sz w:val="22"/>
+        </w:rPr>
+        <w:t>Немного. Но, кажется, впервые не настолько, чтобы это меня остановило.</w:t>
+      </w:r>
+    </w:p>
+    <w:p>
+      <w:pPr>
+        <w:spacing w:before="0" w:after="110" w:line="300" w:lineRule="auto"/>
+      </w:pPr>
+      <w:r>
+        <w:rPr>
+          <w:rFonts w:ascii="Times New Roman" w:hAnsi="Times New Roman" w:eastAsia="Malgun Gothic"/>
+          <w:b/>
+          <w:i w:val="0"/>
+          <w:sz w:val="22"/>
+        </w:rPr>
+        <w:t xml:space="preserve">Дарья: </w:t>
+      </w:r>
+      <w:r>
+        <w:rPr>
+          <w:rFonts w:ascii="Times New Roman" w:hAnsi="Times New Roman" w:eastAsia="Malgun Gothic"/>
+          <w:b w:val="0"/>
+          <w:i w:val="0"/>
+          <w:sz w:val="22"/>
+        </w:rPr>
+        <w:t>Значит, готов сделать следующий шаг?</w:t>
+      </w:r>
+    </w:p>
+    <w:p>
+      <w:pPr>
+        <w:spacing w:before="0" w:after="110" w:line="300" w:lineRule="auto"/>
+      </w:pPr>
+      <w:r>
+        <w:rPr>
+          <w:rFonts w:ascii="Times New Roman" w:hAnsi="Times New Roman" w:eastAsia="Malgun Gothic"/>
+          <w:b/>
+          <w:i w:val="0"/>
+          <w:sz w:val="22"/>
+        </w:rPr>
+        <w:t xml:space="preserve">Лёша: </w:t>
+      </w:r>
+      <w:r>
+        <w:rPr>
+          <w:rFonts w:ascii="Times New Roman" w:hAnsi="Times New Roman" w:eastAsia="Malgun Gothic"/>
+          <w:b w:val="0"/>
+          <w:i/>
+          <w:color w:val="555555"/>
+          <w:sz w:val="22"/>
+        </w:rPr>
+        <w:t>(смотрит в окно на вечернюю Москву)</w:t>
+      </w:r>
+      <w:r>
+        <w:rPr>
+          <w:rFonts w:ascii="Times New Roman" w:hAnsi="Times New Roman" w:eastAsia="Malgun Gothic"/>
+          <w:b w:val="0"/>
+          <w:i w:val="0"/>
+          <w:sz w:val="22"/>
+        </w:rPr>
+        <w:t xml:space="preserve"> Кажется, да. Не завтра. Но однажды — да.</w:t>
+      </w:r>
+    </w:p>
+    <w:p>
+      <w:pPr>
+        <w:spacing w:before="0" w:after="110" w:line="300" w:lineRule="auto"/>
+      </w:pPr>
+      <w:r>
+        <w:rPr>
+          <w:rFonts w:ascii="Times New Roman" w:hAnsi="Times New Roman" w:eastAsia="Malgun Gothic"/>
+          <w:b/>
+          <w:i w:val="0"/>
+          <w:sz w:val="22"/>
+        </w:rPr>
+        <w:t xml:space="preserve">Дарья: </w:t>
+      </w:r>
+      <w:r>
+        <w:rPr>
+          <w:rFonts w:ascii="Times New Roman" w:hAnsi="Times New Roman" w:eastAsia="Malgun Gothic"/>
+          <w:b w:val="0"/>
+          <w:i w:val="0"/>
+          <w:sz w:val="22"/>
+        </w:rPr>
+        <w:t>А «Свет»? Ты ведь не бросишь его.</w:t>
+      </w:r>
+    </w:p>
+    <w:p>
+      <w:pPr>
+        <w:spacing w:before="0" w:after="110" w:line="300" w:lineRule="auto"/>
+      </w:pPr>
+      <w:r>
+        <w:rPr>
+          <w:rFonts w:ascii="Times New Roman" w:hAnsi="Times New Roman" w:eastAsia="Malgun Gothic"/>
+          <w:b/>
+          <w:i w:val="0"/>
+          <w:sz w:val="22"/>
+        </w:rPr>
+        <w:t xml:space="preserve">Лёша: </w:t>
+      </w:r>
+      <w:r>
+        <w:rPr>
+          <w:rFonts w:ascii="Times New Roman" w:hAnsi="Times New Roman" w:eastAsia="Malgun Gothic"/>
+          <w:b w:val="0"/>
+          <w:i w:val="0"/>
+          <w:sz w:val="22"/>
+        </w:rPr>
+        <w:t>Не брошу. Но, может быть, однажды отойду на шаг — чтобы он остался «Светом», а не моей тенью.</w:t>
+      </w:r>
+    </w:p>
+    <w:p>
+      <w:pPr>
+        <w:spacing w:before="0" w:after="110" w:line="300" w:lineRule="auto"/>
+      </w:pPr>
+      <w:r>
+        <w:rPr>
+          <w:rFonts w:ascii="Times New Roman" w:hAnsi="Times New Roman" w:eastAsia="Malgun Gothic"/>
+          <w:b/>
+          <w:i w:val="0"/>
+          <w:sz w:val="22"/>
+        </w:rPr>
+        <w:t xml:space="preserve">Дарья: </w:t>
+      </w:r>
+      <w:r>
+        <w:rPr>
+          <w:rFonts w:ascii="Times New Roman" w:hAnsi="Times New Roman" w:eastAsia="Malgun Gothic"/>
+          <w:b w:val="0"/>
+          <w:i w:val="0"/>
+          <w:sz w:val="22"/>
+        </w:rPr>
+        <w:t>Тогда я буду рядом, что бы ты ни выбрал.</w:t>
+      </w:r>
+    </w:p>
+    <w:p>
+      <w:pPr>
+        <w:spacing w:before="0" w:after="110" w:line="300" w:lineRule="auto"/>
+      </w:pPr>
+      <w:r>
+        <w:rPr>
+          <w:rFonts w:ascii="Times New Roman" w:hAnsi="Times New Roman" w:eastAsia="Malgun Gothic"/>
+          <w:b/>
+          <w:i w:val="0"/>
+          <w:sz w:val="22"/>
+        </w:rPr>
+        <w:t xml:space="preserve">Лёша: </w:t>
+      </w:r>
+      <w:r>
+        <w:rPr>
+          <w:rFonts w:ascii="Times New Roman" w:hAnsi="Times New Roman" w:eastAsia="Malgun Gothic"/>
+          <w:b w:val="0"/>
+          <w:i w:val="0"/>
+          <w:sz w:val="22"/>
+        </w:rPr>
+        <w:t>Знаю. И это, кажется, единственное, в чём я сейчас уверен на сто процентов.</w:t>
+      </w:r>
+    </w:p>
+    <w:p>
+      <w:pPr>
+        <w:keepNext/>
+        <w:spacing w:before="320" w:after="140"/>
+      </w:pPr>
+      <w:r>
+        <w:rPr>
+          <w:rFonts w:ascii="Times New Roman" w:hAnsi="Times New Roman" w:eastAsia="Malgun Gothic"/>
+          <w:b/>
+          <w:i w:val="0"/>
+          <w:color w:val="1F3864"/>
+          <w:sz w:val="26"/>
+        </w:rPr>
+        <w:t>핵심 문학 인용</w:t>
+      </w:r>
+    </w:p>
+    <w:p>
+      <w:pPr>
         <w:spacing w:before="0" w:after="120"/>
       </w:pPr>
       <w:r>
@@ -3380,6 +4413,29 @@
           <w:i w:val="0"/>
           <w:sz w:val="22"/>
         </w:rPr>
+        <w:t>Антон Чехов, «Крыжовник» (слова Ивана Иваныча): «Надо, чтобы за дверью каждого довольного, счастливого человека стоял кто-нибудь с молоточком и постоянно напоминал бы стуком, что есть несчастные»</w:t>
+      </w:r>
+      <w:r>
+        <w:rPr>
+          <w:rFonts w:ascii="Times New Roman" w:hAnsi="Times New Roman" w:eastAsia="Malgun Gothic"/>
+          <w:b w:val="0"/>
+          <w:i w:val="0"/>
+          <w:sz w:val="22"/>
+        </w:rPr>
+        <w:t xml:space="preserve"> — 한국어 해설: 올가가 옥중 편지에서 인용한다. 20년 동안 '망치를 든 사람'으로 살아온 자신의 자리를 료샤에게 넘기며, 이제는 개인의 문이 아니라 법을 만드는 건물의 벽을 두드리라고, 곧 정치로 나아가라고 에둘러 권한다 (장면 6).</w:t>
+      </w:r>
+    </w:p>
+    <w:p>
+      <w:pPr>
+        <w:spacing w:before="0" w:after="120"/>
+      </w:pPr>
+      <w:r>
+        <w:rPr>
+          <w:rFonts w:ascii="Times New Roman" w:hAnsi="Times New Roman" w:eastAsia="Malgun Gothic"/>
+          <w:b/>
+          <w:i w:val="0"/>
+          <w:sz w:val="22"/>
+        </w:rPr>
         <w:t>Борис Пастернак, «Быть знаменитым некрасиво…» (лирическое стихотворение): «Быть знаменитым некрасиво»</w:t>
       </w:r>
       <w:r>
@@ -3390,6 +4446,183 @@
           <w:sz w:val="22"/>
         </w:rPr>
         <w:t xml:space="preserve"> — 한국어 해설: 국영방송 출연 뒤 다리야가 료샤에게 건네는 경고. 료샤가 "유명해지려는 게 아니다"라고 하자 다리야는 곧바로 다음 행 «Не это подымает ввысь»(그것이 사람을 높이 올리는 게 아니다)까지 이어 인용한다. 전국적 인물이 된 료샤에게 유명세가 아니라 그를 믿는 사람들이 그를 높이 세운다는 점을 잊지 말라는 뜻이며, 정치의 문턱에서 료샤가 지켜야 할 태도를 짚는다 (장면 3).</w:t>
+      </w:r>
+    </w:p>
+    <w:p>
+      <w:pPr>
+        <w:keepNext/>
+        <w:spacing w:before="320" w:after="140"/>
+      </w:pPr>
+      <w:r>
+        <w:rPr>
+          <w:rFonts w:ascii="Times New Roman" w:hAnsi="Times New Roman" w:eastAsia="Malgun Gothic"/>
+          <w:b/>
+          <w:i w:val="0"/>
+          <w:color w:val="1F3864"/>
+          <w:sz w:val="26"/>
+        </w:rPr>
+        <w:t>생활 표현</w:t>
+      </w:r>
+    </w:p>
+    <w:p>
+      <w:pPr>
+        <w:spacing w:before="0" w:after="120"/>
+      </w:pPr>
+      <w:r>
+        <w:rPr>
+          <w:rFonts w:ascii="Times New Roman" w:hAnsi="Times New Roman" w:eastAsia="Malgun Gothic"/>
+          <w:b/>
+          <w:i w:val="0"/>
+          <w:sz w:val="22"/>
+        </w:rPr>
+        <w:t>«Вам пакет нужен?»</w:t>
+      </w:r>
+      <w:r>
+        <w:rPr>
+          <w:rFonts w:ascii="Times New Roman" w:hAnsi="Times New Roman" w:eastAsia="Malgun Gothic"/>
+          <w:b w:val="0"/>
+          <w:i w:val="0"/>
+          <w:sz w:val="22"/>
+        </w:rPr>
+        <w:t xml:space="preserve"> — 한국어 해설: “봉투 필요하세요?” 러시아 가게 계산대에서 거의 반드시 듣는 질문. 봉투는 유료라 «Пакет пять рублей»처럼 값이 따라붙는다. 답은 «Давайте»(주세요)나 «Не нужен». 판매원이 료샤에게. 장면 4.</w:t>
+      </w:r>
+    </w:p>
+    <w:p>
+      <w:pPr>
+        <w:spacing w:before="0" w:after="120"/>
+      </w:pPr>
+      <w:r>
+        <w:rPr>
+          <w:rFonts w:ascii="Times New Roman" w:hAnsi="Times New Roman" w:eastAsia="Malgun Gothic"/>
+          <w:b/>
+          <w:i w:val="0"/>
+          <w:sz w:val="22"/>
+        </w:rPr>
+        <w:t>«Вы, случайно, не тот, которого…»</w:t>
+      </w:r>
+      <w:r>
+        <w:rPr>
+          <w:rFonts w:ascii="Times New Roman" w:hAnsi="Times New Roman" w:eastAsia="Malgun Gothic"/>
+          <w:b w:val="0"/>
+          <w:i w:val="0"/>
+          <w:sz w:val="22"/>
+        </w:rPr>
+        <w:t xml:space="preserve"> — 한국어 해설: “혹시 ~하던 그분 아니세요?” случайно(혹시)를 끼워 넣으면 모르는 사람에게 확인하는 말이 조심스럽고 공손해진다. 방송에서 본 사람을 알아본 판매원이. 장면 4.</w:t>
+      </w:r>
+    </w:p>
+    <w:p>
+      <w:pPr>
+        <w:spacing w:before="0" w:after="120"/>
+      </w:pPr>
+      <w:r>
+        <w:rPr>
+          <w:rFonts w:ascii="Times New Roman" w:hAnsi="Times New Roman" w:eastAsia="Malgun Gothic"/>
+          <w:b/>
+          <w:i w:val="0"/>
+          <w:sz w:val="22"/>
+        </w:rPr>
+        <w:t>«Прикладывайте к терминалу»</w:t>
+      </w:r>
+      <w:r>
+        <w:rPr>
+          <w:rFonts w:ascii="Times New Roman" w:hAnsi="Times New Roman" w:eastAsia="Malgun Gothic"/>
+          <w:b w:val="0"/>
+          <w:i w:val="0"/>
+          <w:sz w:val="22"/>
+        </w:rPr>
+        <w:t xml:space="preserve"> — 한국어 해설: “단말기에 대세요.” 카드·휴대폰 비접촉 결제를 안내하는 계산원의 말. 동사 прикладывать(갖다 대다)가 핵심이고, 손님은 «Прошло?»(결제됐어요?)로 확인한다. 장면 4.</w:t>
+      </w:r>
+    </w:p>
+    <w:p>
+      <w:pPr>
+        <w:spacing w:before="0" w:after="120"/>
+      </w:pPr>
+      <w:r>
+        <w:rPr>
+          <w:rFonts w:ascii="Times New Roman" w:hAnsi="Times New Roman" w:eastAsia="Malgun Gothic"/>
+          <w:b/>
+          <w:i w:val="0"/>
+          <w:sz w:val="22"/>
+        </w:rPr>
+        <w:t>«Лёгок на помине!»</w:t>
+      </w:r>
+      <w:r>
+        <w:rPr>
+          <w:rFonts w:ascii="Times New Roman" w:hAnsi="Times New Roman" w:eastAsia="Malgun Gothic"/>
+          <w:b w:val="0"/>
+          <w:i w:val="0"/>
+          <w:sz w:val="22"/>
+        </w:rPr>
+        <w:t xml:space="preserve"> — 한국어 해설: “호랑이도 제 말 하면 온다더니!” 막 이야기하던 사람이 나타나거나 전화했을 때. 반가움이 섞인 가족·친구 사이 구어. 어머니가 전화를 건 료샤에게. 장면 4.</w:t>
+      </w:r>
+    </w:p>
+    <w:p>
+      <w:pPr>
+        <w:spacing w:before="0" w:after="120"/>
+      </w:pPr>
+      <w:r>
+        <w:rPr>
+          <w:rFonts w:ascii="Times New Roman" w:hAnsi="Times New Roman" w:eastAsia="Malgun Gothic"/>
+          <w:b/>
+          <w:i w:val="0"/>
+          <w:sz w:val="22"/>
+        </w:rPr>
+        <w:t>«Ты мне зубы не заговаривай»</w:t>
+      </w:r>
+      <w:r>
+        <w:rPr>
+          <w:rFonts w:ascii="Times New Roman" w:hAnsi="Times New Roman" w:eastAsia="Malgun Gothic"/>
+          <w:b w:val="0"/>
+          <w:i w:val="0"/>
+          <w:sz w:val="22"/>
+        </w:rPr>
+        <w:t xml:space="preserve"> — 한국어 해설: “말 돌리지 마.” 직역 ‘내 이를 주문으로 달래지 마라’. 상대가 화제를 슬쩍 바꿀 때 친한 사이에서 쓰는 핀잔. 밥 먹었냐는 질문을 피하는 아들에게 어머니가. 장면 4.</w:t>
+      </w:r>
+    </w:p>
+    <w:p>
+      <w:pPr>
+        <w:spacing w:before="0" w:after="120"/>
+      </w:pPr>
+      <w:r>
+        <w:rPr>
+          <w:rFonts w:ascii="Times New Roman" w:hAnsi="Times New Roman" w:eastAsia="Malgun Gothic"/>
+          <w:b/>
+          <w:i w:val="0"/>
+          <w:sz w:val="22"/>
+        </w:rPr>
+        <w:t>«не бери в голову»</w:t>
+      </w:r>
+      <w:r>
+        <w:rPr>
+          <w:rFonts w:ascii="Times New Roman" w:hAnsi="Times New Roman" w:eastAsia="Malgun Gothic"/>
+          <w:b w:val="0"/>
+          <w:i w:val="0"/>
+          <w:sz w:val="22"/>
+        </w:rPr>
+        <w:t xml:space="preserve"> — 한국어 해설: “신경 쓰지 마, 마음에 두지 마.” 걱정하거나 서운해하는 상대를 가볍게 안심시키는 말(ты 상대). 격식 있게는 «не берите в голову». 료샤가 걱정하는 아버지에게. 장면 4.</w:t>
+      </w:r>
+    </w:p>
+    <w:p>
+      <w:pPr>
+        <w:spacing w:before="0" w:after="120"/>
+      </w:pPr>
+      <w:r>
+        <w:rPr>
+          <w:rFonts w:ascii="Times New Roman" w:hAnsi="Times New Roman" w:eastAsia="Malgun Gothic"/>
+          <w:b/>
+          <w:i w:val="0"/>
+          <w:sz w:val="22"/>
+        </w:rPr>
+        <w:t>«Ну всё, давай, целую»</w:t>
+      </w:r>
+      <w:r>
+        <w:rPr>
+          <w:rFonts w:ascii="Times New Roman" w:hAnsi="Times New Roman" w:eastAsia="Malgun Gothic"/>
+          <w:b w:val="0"/>
+          <w:i w:val="0"/>
+          <w:sz w:val="22"/>
+        </w:rPr>
+        <w:t xml:space="preserve"> — 한국어 해설: “그럼 끊을게, 사랑해.” 가족 통화를 끝내는 전형적 구어. давай는 여기서 ‘그럼 이만’, целую는 가족·연인 사이의 작별 인사. 장면 4.</w:t>
       </w:r>
     </w:p>
     <w:p>
